--- a/Laptops/21-Process to dignose the MB.docx
+++ b/Laptops/21-Process to dignose the MB.docx
@@ -11,7 +11,52 @@
         </w:numPr>
       </w:pPr>
       <w:r>
+        <w:rPr>
+          <w:highlight w:val="green"/>
+        </w:rPr>
+        <w:t>No Power (issue with RTC)</w:t>
+      </w:r>
+      <w:r>
+        <w:t xml:space="preserve"> – </w:t>
+      </w:r>
+      <w:r>
+        <w:rPr>
+          <w:highlight w:val="magenta"/>
+        </w:rPr>
+        <w:t>Troubleshoot with Schematics</w:t>
+      </w:r>
+    </w:p>
+    <w:p>
+      <w:pPr>
+        <w:pStyle w:val="ListParagraph"/>
+      </w:pPr>
+      <w:hyperlink r:id="rId5" w:history="1">
+        <w:r>
+          <w:rPr>
+            <w:rStyle w:val="Hyperlink"/>
+          </w:rPr>
+          <w:t>https://www.youtube.com/watch?v=Lrojqjk31GU&amp;list=PLovJQ6y8UZASRVEwmN_p_NPdO7x0_rs8a&amp;index=19</w:t>
+        </w:r>
+      </w:hyperlink>
+    </w:p>
+    <w:p>
+      <w:pPr>
+        <w:pStyle w:val="ListParagraph"/>
+        <w:rPr>
+          <w:rFonts w:ascii="Courier New" w:hAnsi="Courier New" w:cs="Courier New"/>
+        </w:rPr>
+      </w:pPr>
+      <w:r>
         <w:t>Schematics</w:t>
+      </w:r>
+      <w:r>
+        <w:t xml:space="preserve"> - </w:t>
+      </w:r>
+      <w:r>
+        <w:rPr>
+          <w:rFonts w:ascii="Courier New" w:hAnsi="Courier New" w:cs="Courier New"/>
+        </w:rPr>
+        <w:t>Power Sequence(almost available in all schematics)</w:t>
       </w:r>
     </w:p>
     <w:p>
@@ -19,23 +64,271 @@
         <w:pStyle w:val="ListParagraph"/>
         <w:numPr>
           <w:ilvl w:val="0"/>
-          <w:numId w:val="1"/>
+          <w:numId w:val="5"/>
         </w:numPr>
-      </w:pPr>
-      <w:r>
-        <w:t>Power Sequence</w:t>
+        <w:rPr>
+          <w:rFonts w:ascii="Courier New" w:hAnsi="Courier New" w:cs="Courier New"/>
+        </w:rPr>
+      </w:pPr>
+      <w:r>
+        <w:rPr>
+          <w:rFonts w:ascii="Courier New" w:hAnsi="Courier New" w:cs="Courier New"/>
+        </w:rPr>
+        <w:t>RTC</w:t>
+      </w:r>
+      <w:r>
+        <w:rPr>
+          <w:rFonts w:ascii="Courier New" w:hAnsi="Courier New" w:cs="Courier New"/>
+        </w:rPr>
+        <w:t xml:space="preserve">VCC </w:t>
+      </w:r>
+      <w:r>
+        <w:rPr>
+          <w:rFonts w:ascii="Courier New" w:hAnsi="Courier New" w:cs="Courier New"/>
+        </w:rPr>
+        <w:t xml:space="preserve">first </w:t>
+      </w:r>
+      <w:r>
+        <w:rPr>
+          <w:rFonts w:ascii="Courier New" w:hAnsi="Courier New" w:cs="Courier New"/>
+        </w:rPr>
+        <w:t>as per schematics</w:t>
       </w:r>
     </w:p>
+    <w:p/>
     <w:p>
       <w:pPr>
         <w:pStyle w:val="ListParagraph"/>
         <w:numPr>
           <w:ilvl w:val="0"/>
-          <w:numId w:val="1"/>
+          <w:numId w:val="3"/>
         </w:numPr>
       </w:pPr>
       <w:r>
-        <w:t>RTC –(if power on light ok getting on)</w:t>
+        <w:rPr>
+          <w:highlight w:val="green"/>
+        </w:rPr>
+        <w:t xml:space="preserve">No </w:t>
+      </w:r>
+      <w:r>
+        <w:rPr>
+          <w:highlight w:val="green"/>
+        </w:rPr>
+        <w:t>Power (Issue with VIN Section)</w:t>
+      </w:r>
+      <w:r>
+        <w:t xml:space="preserve"> - </w:t>
+      </w:r>
+      <w:r>
+        <w:rPr>
+          <w:highlight w:val="magenta"/>
+        </w:rPr>
+        <w:t>troubleshoot without Schematics</w:t>
+      </w:r>
+    </w:p>
+    <w:p>
+      <w:pPr>
+        <w:pStyle w:val="ListParagraph"/>
+      </w:pPr>
+      <w:hyperlink r:id="rId6" w:history="1">
+        <w:r>
+          <w:rPr>
+            <w:rStyle w:val="Hyperlink"/>
+          </w:rPr>
+          <w:t>https://www.youtube.com/watch?v=GxNDFR3zo0Q&amp;list=PLovJQ6y8UZASRVEwmN_p_NPdO7x0_rs8a&amp;index=18</w:t>
+        </w:r>
+      </w:hyperlink>
+    </w:p>
+    <w:p>
+      <w:pPr>
+        <w:pStyle w:val="ListParagraph"/>
+        <w:numPr>
+          <w:ilvl w:val="0"/>
+          <w:numId w:val="4"/>
+        </w:numPr>
+        <w:ind w:left="720"/>
+        <w:rPr>
+          <w:rFonts w:ascii="Courier New" w:hAnsi="Courier New" w:cs="Courier New"/>
+        </w:rPr>
+      </w:pPr>
+      <w:r>
+        <w:rPr>
+          <w:rFonts w:ascii="Courier New" w:hAnsi="Courier New" w:cs="Courier New"/>
+        </w:rPr>
+        <w:t>Vin</w:t>
+      </w:r>
+      <w:r>
+        <w:rPr>
+          <w:rFonts w:ascii="Courier New" w:hAnsi="Courier New" w:cs="Courier New"/>
+        </w:rPr>
+        <w:t xml:space="preserve"> Sec</w:t>
+      </w:r>
+      <w:r>
+        <w:rPr>
+          <w:rFonts w:ascii="Courier New" w:hAnsi="Courier New" w:cs="Courier New"/>
+        </w:rPr>
+        <w:t xml:space="preserve"> - not ok (first mosfet gate no volt)</w:t>
+      </w:r>
+    </w:p>
+    <w:p/>
+    <w:p>
+      <w:pPr>
+        <w:pStyle w:val="ListParagraph"/>
+        <w:numPr>
+          <w:ilvl w:val="0"/>
+          <w:numId w:val="3"/>
+        </w:numPr>
+        <w:ind w:left="360" w:firstLine="0"/>
+      </w:pPr>
+      <w:r>
+        <w:rPr>
+          <w:highlight w:val="green"/>
+        </w:rPr>
+        <w:t xml:space="preserve">No </w:t>
+      </w:r>
+      <w:r>
+        <w:rPr>
+          <w:highlight w:val="green"/>
+        </w:rPr>
+        <w:t>Power  (issue with Lead Switch)</w:t>
+      </w:r>
+      <w:r>
+        <w:t xml:space="preserve"> -  </w:t>
+      </w:r>
+      <w:r>
+        <w:rPr>
+          <w:highlight w:val="magenta"/>
+        </w:rPr>
+        <w:t>troubleshoot without Schematics</w:t>
+      </w:r>
+      <w:r>
+        <w:t xml:space="preserve"> </w:t>
+      </w:r>
+    </w:p>
+    <w:p>
+      <w:pPr>
+        <w:pStyle w:val="ListParagraph"/>
+      </w:pPr>
+      <w:hyperlink r:id="rId7" w:history="1">
+        <w:r>
+          <w:rPr>
+            <w:rStyle w:val="Hyperlink"/>
+          </w:rPr>
+          <w:t>https://www.youtube.com/watch?v=eSTA-TNYd30&amp;list=PLovJQ6y8UZASRVEwmN_p_NPdO7x0_rs8a&amp;index=17&amp;t=11s</w:t>
+        </w:r>
+      </w:hyperlink>
+    </w:p>
+    <w:p>
+      <w:pPr>
+        <w:pStyle w:val="ListParagraph"/>
+        <w:numPr>
+          <w:ilvl w:val="0"/>
+          <w:numId w:val="2"/>
+        </w:numPr>
+        <w:rPr>
+          <w:rFonts w:ascii="Courier New" w:hAnsi="Courier New" w:cs="Courier New"/>
+        </w:rPr>
+      </w:pPr>
+      <w:r>
+        <w:rPr>
+          <w:rFonts w:ascii="Courier New" w:hAnsi="Courier New" w:cs="Courier New"/>
+        </w:rPr>
+        <w:t>Vin -ok</w:t>
+      </w:r>
+    </w:p>
+    <w:p>
+      <w:pPr>
+        <w:pStyle w:val="ListParagraph"/>
+        <w:numPr>
+          <w:ilvl w:val="0"/>
+          <w:numId w:val="2"/>
+        </w:numPr>
+        <w:rPr>
+          <w:rFonts w:ascii="Courier New" w:hAnsi="Courier New" w:cs="Courier New"/>
+        </w:rPr>
+      </w:pPr>
+      <w:r>
+        <w:rPr>
+          <w:rFonts w:ascii="Courier New" w:hAnsi="Courier New" w:cs="Courier New"/>
+        </w:rPr>
+        <w:t>3/5 volt -ok</w:t>
+      </w:r>
+    </w:p>
+    <w:p>
+      <w:pPr>
+        <w:pStyle w:val="ListParagraph"/>
+        <w:numPr>
+          <w:ilvl w:val="0"/>
+          <w:numId w:val="2"/>
+        </w:numPr>
+        <w:rPr>
+          <w:rFonts w:ascii="Courier New" w:hAnsi="Courier New" w:cs="Courier New"/>
+        </w:rPr>
+      </w:pPr>
+      <w:r>
+        <w:rPr>
+          <w:rFonts w:ascii="Courier New" w:hAnsi="Courier New" w:cs="Courier New"/>
+        </w:rPr>
+        <w:t xml:space="preserve">Check </w:t>
+      </w:r>
+      <w:r>
+        <w:rPr>
+          <w:rFonts w:ascii="Courier New" w:hAnsi="Courier New" w:cs="Courier New"/>
+        </w:rPr>
+        <w:t xml:space="preserve">Either RTC or </w:t>
+      </w:r>
+      <w:r>
+        <w:rPr>
+          <w:rFonts w:ascii="Courier New" w:hAnsi="Courier New" w:cs="Courier New"/>
+          <w:highlight w:val="yellow"/>
+        </w:rPr>
+        <w:t>Lead Switch</w:t>
+      </w:r>
+      <w:r>
+        <w:rPr>
+          <w:rFonts w:ascii="Courier New" w:hAnsi="Courier New" w:cs="Courier New"/>
+        </w:rPr>
+        <w:t xml:space="preserve"> (3.3 in – 3.3out if lead open)</w:t>
+      </w:r>
+    </w:p>
+    <w:p>
+      <w:pPr>
+        <w:pStyle w:val="ListParagraph"/>
+        <w:rPr>
+          <w:rFonts w:ascii="Courier New" w:hAnsi="Courier New" w:cs="Courier New"/>
+        </w:rPr>
+      </w:pPr>
+      <w:r>
+        <w:rPr>
+          <w:rFonts w:ascii="Courier New" w:hAnsi="Courier New" w:cs="Courier New"/>
+        </w:rPr>
+        <w:t>Magnet</w:t>
+      </w:r>
+      <w:r>
+        <w:rPr>
+          <w:rFonts w:ascii="Courier New" w:hAnsi="Courier New" w:cs="Courier New"/>
+        </w:rPr>
+        <w:t xml:space="preserve"> field</w:t>
+      </w:r>
+      <w:r>
+        <w:rPr>
+          <w:rFonts w:ascii="Courier New" w:hAnsi="Courier New" w:cs="Courier New"/>
+        </w:rPr>
+        <w:t xml:space="preserve"> se voltage out nhi hoga</w:t>
+      </w:r>
+    </w:p>
+    <w:p>
+      <w:pPr>
+        <w:pStyle w:val="ListParagraph"/>
+        <w:rPr>
+          <w:rFonts w:ascii="Courier New" w:hAnsi="Courier New" w:cs="Courier New"/>
+        </w:rPr>
+      </w:pPr>
+      <w:r>
+        <w:rPr>
+          <w:rFonts w:ascii="Courier New" w:hAnsi="Courier New" w:cs="Courier New"/>
+        </w:rPr>
+        <w:t>Lead Switch-not ok</w:t>
       </w:r>
     </w:p>
     <w:sectPr>
@@ -52,6 +345,362 @@
 <file path=word/numbering.xml><?xml version="1.0" encoding="utf-8"?>
 <w:numbering xmlns:wpc="http://schemas.microsoft.com/office/word/2010/wordprocessingCanvas" xmlns:cx="http://schemas.microsoft.com/office/drawing/2014/chartex" xmlns:cx1="http://schemas.microsoft.com/office/drawing/2015/9/8/chartex" xmlns:cx2="http://schemas.microsoft.com/office/drawing/2015/10/21/chartex" xmlns:cx3="http://schemas.microsoft.com/office/drawing/2016/5/9/chartex" xmlns:cx4="http://schemas.microsoft.com/office/drawing/2016/5/10/chartex" xmlns:cx5="http://schemas.microsoft.com/office/drawing/2016/5/11/chartex" xmlns:cx6="http://schemas.microsoft.com/office/drawing/2016/5/12/chartex" xmlns:cx7="http://schemas.microsoft.com/office/drawing/2016/5/13/chartex" xmlns:cx8="http://schemas.microsoft.com/office/drawing/2016/5/14/chartex" xmlns:mc="http://schemas.openxmlformats.org/markup-compatibility/2006" xmlns:aink="http://schemas.microsoft.com/office/drawing/2016/ink" xmlns:am3d="http://schemas.microsoft.com/office/drawing/2017/model3d" xmlns:o="urn:schemas-microsoft-com:office:office" xmlns:oel="http://schemas.microsoft.com/office/2019/extlst" xmlns:r="http://schemas.openxmlformats.org/officeDocument/2006/relationships" xmlns:m="http://schemas.openxmlformats.org/officeDocument/2006/math" xmlns:v="urn:schemas-microsoft-com:vml" xmlns:wp14="http://schemas.microsoft.com/office/word/2010/wordprocessingDrawing" xmlns:wp="http://schemas.openxmlformats.org/drawingml/2006/wordprocessingDrawing" xmlns:w10="urn:schemas-microsoft-com:office:word" xmlns:w="http://schemas.openxmlformats.org/wordprocessingml/2006/main" xmlns:w14="http://schemas.microsoft.com/office/word/2010/wordml" xmlns:w15="http://schemas.microsoft.com/office/word/2012/wordml" xmlns:w16cex="http://schemas.microsoft.com/office/word/2018/wordml/cex" xmlns:w16cid="http://schemas.microsoft.com/office/word/2016/wordml/cid" xmlns:w16="http://schemas.microsoft.com/office/word/2018/wordml" xmlns:w16sdtdh="http://schemas.microsoft.com/office/word/2020/wordml/sdtdatahash" xmlns:w16se="http://schemas.microsoft.com/office/word/2015/wordml/symex" xmlns:wpg="http://schemas.microsoft.com/office/word/2010/wordprocessingGroup" xmlns:wpi="http://schemas.microsoft.com/office/word/2010/wordprocessingInk" xmlns:wne="http://schemas.microsoft.com/office/word/2006/wordml" xmlns:wps="http://schemas.microsoft.com/office/word/2010/wordprocessingShape" mc:Ignorable="w14 w15 w16se w16cid w16 w16cex w16sdtdh wp14">
   <w:abstractNum w:abstractNumId="0" w15:restartNumberingAfterBreak="0">
+    <w:nsid w:val="257D6E4E"/>
+    <w:multiLevelType w:val="hybridMultilevel"/>
+    <w:tmpl w:val="6748CC82"/>
+    <w:lvl w:ilvl="0" w:tplc="B218E6CA">
+      <w:start w:val="1"/>
+      <w:numFmt w:val="lowerLetter"/>
+      <w:lvlText w:val="%1-"/>
+      <w:lvlJc w:val="left"/>
+      <w:pPr>
+        <w:ind w:left="1080" w:hanging="360"/>
+      </w:pPr>
+      <w:rPr>
+        <w:rFonts w:hint="default"/>
+      </w:rPr>
+    </w:lvl>
+    <w:lvl w:ilvl="1" w:tplc="04090019" w:tentative="1">
+      <w:start w:val="1"/>
+      <w:numFmt w:val="lowerLetter"/>
+      <w:lvlText w:val="%2."/>
+      <w:lvlJc w:val="left"/>
+      <w:pPr>
+        <w:ind w:left="1800" w:hanging="360"/>
+      </w:pPr>
+    </w:lvl>
+    <w:lvl w:ilvl="2" w:tplc="0409001B" w:tentative="1">
+      <w:start w:val="1"/>
+      <w:numFmt w:val="lowerRoman"/>
+      <w:lvlText w:val="%3."/>
+      <w:lvlJc w:val="right"/>
+      <w:pPr>
+        <w:ind w:left="2520" w:hanging="180"/>
+      </w:pPr>
+    </w:lvl>
+    <w:lvl w:ilvl="3" w:tplc="0409000F" w:tentative="1">
+      <w:start w:val="1"/>
+      <w:numFmt w:val="decimal"/>
+      <w:lvlText w:val="%4."/>
+      <w:lvlJc w:val="left"/>
+      <w:pPr>
+        <w:ind w:left="3240" w:hanging="360"/>
+      </w:pPr>
+    </w:lvl>
+    <w:lvl w:ilvl="4" w:tplc="04090019" w:tentative="1">
+      <w:start w:val="1"/>
+      <w:numFmt w:val="lowerLetter"/>
+      <w:lvlText w:val="%5."/>
+      <w:lvlJc w:val="left"/>
+      <w:pPr>
+        <w:ind w:left="3960" w:hanging="360"/>
+      </w:pPr>
+    </w:lvl>
+    <w:lvl w:ilvl="5" w:tplc="0409001B" w:tentative="1">
+      <w:start w:val="1"/>
+      <w:numFmt w:val="lowerRoman"/>
+      <w:lvlText w:val="%6."/>
+      <w:lvlJc w:val="right"/>
+      <w:pPr>
+        <w:ind w:left="4680" w:hanging="180"/>
+      </w:pPr>
+    </w:lvl>
+    <w:lvl w:ilvl="6" w:tplc="0409000F" w:tentative="1">
+      <w:start w:val="1"/>
+      <w:numFmt w:val="decimal"/>
+      <w:lvlText w:val="%7."/>
+      <w:lvlJc w:val="left"/>
+      <w:pPr>
+        <w:ind w:left="5400" w:hanging="360"/>
+      </w:pPr>
+    </w:lvl>
+    <w:lvl w:ilvl="7" w:tplc="04090019" w:tentative="1">
+      <w:start w:val="1"/>
+      <w:numFmt w:val="lowerLetter"/>
+      <w:lvlText w:val="%8."/>
+      <w:lvlJc w:val="left"/>
+      <w:pPr>
+        <w:ind w:left="6120" w:hanging="360"/>
+      </w:pPr>
+    </w:lvl>
+    <w:lvl w:ilvl="8" w:tplc="0409001B" w:tentative="1">
+      <w:start w:val="1"/>
+      <w:numFmt w:val="lowerRoman"/>
+      <w:lvlText w:val="%9."/>
+      <w:lvlJc w:val="right"/>
+      <w:pPr>
+        <w:ind w:left="6840" w:hanging="180"/>
+      </w:pPr>
+    </w:lvl>
+  </w:abstractNum>
+  <w:abstractNum w:abstractNumId="1" w15:restartNumberingAfterBreak="0">
+    <w:nsid w:val="285327B3"/>
+    <w:multiLevelType w:val="hybridMultilevel"/>
+    <w:tmpl w:val="25EC2B88"/>
+    <w:lvl w:ilvl="0" w:tplc="7FB6DB18">
+      <w:start w:val="2"/>
+      <w:numFmt w:val="decimal"/>
+      <w:lvlText w:val="%1"/>
+      <w:lvlJc w:val="left"/>
+      <w:pPr>
+        <w:ind w:left="720" w:hanging="360"/>
+      </w:pPr>
+      <w:rPr>
+        <w:rFonts w:hint="default"/>
+      </w:rPr>
+    </w:lvl>
+    <w:lvl w:ilvl="1" w:tplc="04090019" w:tentative="1">
+      <w:start w:val="1"/>
+      <w:numFmt w:val="lowerLetter"/>
+      <w:lvlText w:val="%2."/>
+      <w:lvlJc w:val="left"/>
+      <w:pPr>
+        <w:ind w:left="1440" w:hanging="360"/>
+      </w:pPr>
+    </w:lvl>
+    <w:lvl w:ilvl="2" w:tplc="0409001B" w:tentative="1">
+      <w:start w:val="1"/>
+      <w:numFmt w:val="lowerRoman"/>
+      <w:lvlText w:val="%3."/>
+      <w:lvlJc w:val="right"/>
+      <w:pPr>
+        <w:ind w:left="2160" w:hanging="180"/>
+      </w:pPr>
+    </w:lvl>
+    <w:lvl w:ilvl="3" w:tplc="0409000F" w:tentative="1">
+      <w:start w:val="1"/>
+      <w:numFmt w:val="decimal"/>
+      <w:lvlText w:val="%4."/>
+      <w:lvlJc w:val="left"/>
+      <w:pPr>
+        <w:ind w:left="2880" w:hanging="360"/>
+      </w:pPr>
+    </w:lvl>
+    <w:lvl w:ilvl="4" w:tplc="04090019" w:tentative="1">
+      <w:start w:val="1"/>
+      <w:numFmt w:val="lowerLetter"/>
+      <w:lvlText w:val="%5."/>
+      <w:lvlJc w:val="left"/>
+      <w:pPr>
+        <w:ind w:left="3600" w:hanging="360"/>
+      </w:pPr>
+    </w:lvl>
+    <w:lvl w:ilvl="5" w:tplc="0409001B" w:tentative="1">
+      <w:start w:val="1"/>
+      <w:numFmt w:val="lowerRoman"/>
+      <w:lvlText w:val="%6."/>
+      <w:lvlJc w:val="right"/>
+      <w:pPr>
+        <w:ind w:left="4320" w:hanging="180"/>
+      </w:pPr>
+    </w:lvl>
+    <w:lvl w:ilvl="6" w:tplc="0409000F" w:tentative="1">
+      <w:start w:val="1"/>
+      <w:numFmt w:val="decimal"/>
+      <w:lvlText w:val="%7."/>
+      <w:lvlJc w:val="left"/>
+      <w:pPr>
+        <w:ind w:left="5040" w:hanging="360"/>
+      </w:pPr>
+    </w:lvl>
+    <w:lvl w:ilvl="7" w:tplc="04090019" w:tentative="1">
+      <w:start w:val="1"/>
+      <w:numFmt w:val="lowerLetter"/>
+      <w:lvlText w:val="%8."/>
+      <w:lvlJc w:val="left"/>
+      <w:pPr>
+        <w:ind w:left="5760" w:hanging="360"/>
+      </w:pPr>
+    </w:lvl>
+    <w:lvl w:ilvl="8" w:tplc="0409001B" w:tentative="1">
+      <w:start w:val="1"/>
+      <w:numFmt w:val="lowerRoman"/>
+      <w:lvlText w:val="%9."/>
+      <w:lvlJc w:val="right"/>
+      <w:pPr>
+        <w:ind w:left="6480" w:hanging="180"/>
+      </w:pPr>
+    </w:lvl>
+  </w:abstractNum>
+  <w:abstractNum w:abstractNumId="2" w15:restartNumberingAfterBreak="0">
+    <w:nsid w:val="583D7073"/>
+    <w:multiLevelType w:val="hybridMultilevel"/>
+    <w:tmpl w:val="B858A08E"/>
+    <w:lvl w:ilvl="0" w:tplc="583441B2">
+      <w:start w:val="1"/>
+      <w:numFmt w:val="lowerLetter"/>
+      <w:lvlText w:val="%1-"/>
+      <w:lvlJc w:val="left"/>
+      <w:pPr>
+        <w:ind w:left="720" w:hanging="360"/>
+      </w:pPr>
+      <w:rPr>
+        <w:rFonts w:hint="default"/>
+      </w:rPr>
+    </w:lvl>
+    <w:lvl w:ilvl="1" w:tplc="04090019" w:tentative="1">
+      <w:start w:val="1"/>
+      <w:numFmt w:val="lowerLetter"/>
+      <w:lvlText w:val="%2."/>
+      <w:lvlJc w:val="left"/>
+      <w:pPr>
+        <w:ind w:left="1440" w:hanging="360"/>
+      </w:pPr>
+    </w:lvl>
+    <w:lvl w:ilvl="2" w:tplc="0409001B" w:tentative="1">
+      <w:start w:val="1"/>
+      <w:numFmt w:val="lowerRoman"/>
+      <w:lvlText w:val="%3."/>
+      <w:lvlJc w:val="right"/>
+      <w:pPr>
+        <w:ind w:left="2160" w:hanging="180"/>
+      </w:pPr>
+    </w:lvl>
+    <w:lvl w:ilvl="3" w:tplc="0409000F" w:tentative="1">
+      <w:start w:val="1"/>
+      <w:numFmt w:val="decimal"/>
+      <w:lvlText w:val="%4."/>
+      <w:lvlJc w:val="left"/>
+      <w:pPr>
+        <w:ind w:left="2880" w:hanging="360"/>
+      </w:pPr>
+    </w:lvl>
+    <w:lvl w:ilvl="4" w:tplc="04090019" w:tentative="1">
+      <w:start w:val="1"/>
+      <w:numFmt w:val="lowerLetter"/>
+      <w:lvlText w:val="%5."/>
+      <w:lvlJc w:val="left"/>
+      <w:pPr>
+        <w:ind w:left="3600" w:hanging="360"/>
+      </w:pPr>
+    </w:lvl>
+    <w:lvl w:ilvl="5" w:tplc="0409001B" w:tentative="1">
+      <w:start w:val="1"/>
+      <w:numFmt w:val="lowerRoman"/>
+      <w:lvlText w:val="%6."/>
+      <w:lvlJc w:val="right"/>
+      <w:pPr>
+        <w:ind w:left="4320" w:hanging="180"/>
+      </w:pPr>
+    </w:lvl>
+    <w:lvl w:ilvl="6" w:tplc="0409000F" w:tentative="1">
+      <w:start w:val="1"/>
+      <w:numFmt w:val="decimal"/>
+      <w:lvlText w:val="%7."/>
+      <w:lvlJc w:val="left"/>
+      <w:pPr>
+        <w:ind w:left="5040" w:hanging="360"/>
+      </w:pPr>
+    </w:lvl>
+    <w:lvl w:ilvl="7" w:tplc="04090019" w:tentative="1">
+      <w:start w:val="1"/>
+      <w:numFmt w:val="lowerLetter"/>
+      <w:lvlText w:val="%8."/>
+      <w:lvlJc w:val="left"/>
+      <w:pPr>
+        <w:ind w:left="5760" w:hanging="360"/>
+      </w:pPr>
+    </w:lvl>
+    <w:lvl w:ilvl="8" w:tplc="0409001B" w:tentative="1">
+      <w:start w:val="1"/>
+      <w:numFmt w:val="lowerRoman"/>
+      <w:lvlText w:val="%9."/>
+      <w:lvlJc w:val="right"/>
+      <w:pPr>
+        <w:ind w:left="6480" w:hanging="180"/>
+      </w:pPr>
+    </w:lvl>
+  </w:abstractNum>
+  <w:abstractNum w:abstractNumId="3" w15:restartNumberingAfterBreak="0">
+    <w:nsid w:val="58550153"/>
+    <w:multiLevelType w:val="hybridMultilevel"/>
+    <w:tmpl w:val="EA5ECC2E"/>
+    <w:lvl w:ilvl="0" w:tplc="A34E987C">
+      <w:start w:val="1"/>
+      <w:numFmt w:val="lowerLetter"/>
+      <w:lvlText w:val="%1-"/>
+      <w:lvlJc w:val="left"/>
+      <w:pPr>
+        <w:ind w:left="720" w:hanging="360"/>
+      </w:pPr>
+      <w:rPr>
+        <w:rFonts w:asciiTheme="minorHAnsi" w:eastAsiaTheme="minorHAnsi" w:hAnsiTheme="minorHAnsi" w:cstheme="minorBidi"/>
+      </w:rPr>
+    </w:lvl>
+    <w:lvl w:ilvl="1" w:tplc="04090019" w:tentative="1">
+      <w:start w:val="1"/>
+      <w:numFmt w:val="lowerLetter"/>
+      <w:lvlText w:val="%2."/>
+      <w:lvlJc w:val="left"/>
+      <w:pPr>
+        <w:ind w:left="1440" w:hanging="360"/>
+      </w:pPr>
+    </w:lvl>
+    <w:lvl w:ilvl="2" w:tplc="0409001B" w:tentative="1">
+      <w:start w:val="1"/>
+      <w:numFmt w:val="lowerRoman"/>
+      <w:lvlText w:val="%3."/>
+      <w:lvlJc w:val="right"/>
+      <w:pPr>
+        <w:ind w:left="2160" w:hanging="180"/>
+      </w:pPr>
+    </w:lvl>
+    <w:lvl w:ilvl="3" w:tplc="0409000F" w:tentative="1">
+      <w:start w:val="1"/>
+      <w:numFmt w:val="decimal"/>
+      <w:lvlText w:val="%4."/>
+      <w:lvlJc w:val="left"/>
+      <w:pPr>
+        <w:ind w:left="2880" w:hanging="360"/>
+      </w:pPr>
+    </w:lvl>
+    <w:lvl w:ilvl="4" w:tplc="04090019" w:tentative="1">
+      <w:start w:val="1"/>
+      <w:numFmt w:val="lowerLetter"/>
+      <w:lvlText w:val="%5."/>
+      <w:lvlJc w:val="left"/>
+      <w:pPr>
+        <w:ind w:left="3600" w:hanging="360"/>
+      </w:pPr>
+    </w:lvl>
+    <w:lvl w:ilvl="5" w:tplc="0409001B" w:tentative="1">
+      <w:start w:val="1"/>
+      <w:numFmt w:val="lowerRoman"/>
+      <w:lvlText w:val="%6."/>
+      <w:lvlJc w:val="right"/>
+      <w:pPr>
+        <w:ind w:left="4320" w:hanging="180"/>
+      </w:pPr>
+    </w:lvl>
+    <w:lvl w:ilvl="6" w:tplc="0409000F" w:tentative="1">
+      <w:start w:val="1"/>
+      <w:numFmt w:val="decimal"/>
+      <w:lvlText w:val="%7."/>
+      <w:lvlJc w:val="left"/>
+      <w:pPr>
+        <w:ind w:left="5040" w:hanging="360"/>
+      </w:pPr>
+    </w:lvl>
+    <w:lvl w:ilvl="7" w:tplc="04090019" w:tentative="1">
+      <w:start w:val="1"/>
+      <w:numFmt w:val="lowerLetter"/>
+      <w:lvlText w:val="%8."/>
+      <w:lvlJc w:val="left"/>
+      <w:pPr>
+        <w:ind w:left="5760" w:hanging="360"/>
+      </w:pPr>
+    </w:lvl>
+    <w:lvl w:ilvl="8" w:tplc="0409001B" w:tentative="1">
+      <w:start w:val="1"/>
+      <w:numFmt w:val="lowerRoman"/>
+      <w:lvlText w:val="%9."/>
+      <w:lvlJc w:val="right"/>
+      <w:pPr>
+        <w:ind w:left="6480" w:hanging="180"/>
+      </w:pPr>
+    </w:lvl>
+  </w:abstractNum>
+  <w:abstractNum w:abstractNumId="4" w15:restartNumberingAfterBreak="0">
     <w:nsid w:val="79B56C1E"/>
     <w:multiLevelType w:val="hybridMultilevel"/>
     <w:tmpl w:val="35DEE7E0"/>
@@ -141,7 +790,19 @@
     </w:lvl>
   </w:abstractNum>
   <w:num w:numId="1" w16cid:durableId="1493183008">
+    <w:abstractNumId w:val="4"/>
+  </w:num>
+  <w:num w:numId="2" w16cid:durableId="1973437464">
+    <w:abstractNumId w:val="3"/>
+  </w:num>
+  <w:num w:numId="3" w16cid:durableId="288241642">
+    <w:abstractNumId w:val="1"/>
+  </w:num>
+  <w:num w:numId="4" w16cid:durableId="128672329">
     <w:abstractNumId w:val="0"/>
+  </w:num>
+  <w:num w:numId="5" w16cid:durableId="272171041">
+    <w:abstractNumId w:val="2"/>
   </w:num>
 </w:numbering>
 </file>
@@ -1061,6 +1722,29 @@
       <w:spacing w:val="5"/>
     </w:rPr>
   </w:style>
+  <w:style w:type="character" w:styleId="Hyperlink">
+    <w:name w:val="Hyperlink"/>
+    <w:basedOn w:val="DefaultParagraphFont"/>
+    <w:uiPriority w:val="99"/>
+    <w:unhideWhenUsed/>
+    <w:rsid w:val="00CF53AE"/>
+    <w:rPr>
+      <w:color w:val="467886" w:themeColor="hyperlink"/>
+      <w:u w:val="single"/>
+    </w:rPr>
+  </w:style>
+  <w:style w:type="character" w:styleId="UnresolvedMention">
+    <w:name w:val="Unresolved Mention"/>
+    <w:basedOn w:val="DefaultParagraphFont"/>
+    <w:uiPriority w:val="99"/>
+    <w:semiHidden/>
+    <w:unhideWhenUsed/>
+    <w:rsid w:val="00CF53AE"/>
+    <w:rPr>
+      <w:color w:val="605E5C"/>
+      <w:shd w:val="clear" w:color="auto" w:fill="E1DFDD"/>
+    </w:rPr>
+  </w:style>
 </w:styles>
 </file>
 

--- a/Laptops/21-Process to dignose the MB.docx
+++ b/Laptops/21-Process to dignose the MB.docx
@@ -14,14 +14,26 @@
         <w:rPr>
           <w:highlight w:val="green"/>
         </w:rPr>
-        <w:t>No Power (issue with RTC)</w:t>
+        <w:t xml:space="preserve">No Power (issue </w:t>
+      </w:r>
+      <w:r>
+        <w:rPr>
+          <w:highlight w:val="green"/>
+        </w:rPr>
+        <w:t>in</w:t>
+      </w:r>
+      <w:r>
+        <w:rPr>
+          <w:highlight w:val="green"/>
+        </w:rPr>
+        <w:t xml:space="preserve"> RTC)</w:t>
       </w:r>
       <w:r>
         <w:t xml:space="preserve"> – </w:t>
       </w:r>
       <w:r>
         <w:rPr>
-          <w:highlight w:val="magenta"/>
+          <w:highlight w:val="yellow"/>
         </w:rPr>
         <w:t>Troubleshoot with Schematics</w:t>
       </w:r>
@@ -29,6 +41,9 @@
     <w:p>
       <w:pPr>
         <w:pStyle w:val="ListParagraph"/>
+        <w:rPr>
+          <w:rStyle w:val="Hyperlink"/>
+        </w:rPr>
       </w:pPr>
       <w:hyperlink r:id="rId5" w:history="1">
         <w:r>
@@ -41,6 +56,23 @@
     </w:p>
     <w:p>
       <w:pPr>
+        <w:ind w:left="360" w:firstLine="360"/>
+      </w:pPr>
+      <w:r>
+        <w:rPr>
+          <w:rFonts w:ascii="Courier New" w:hAnsi="Courier New" w:cs="Courier New"/>
+        </w:rPr>
+        <w:t xml:space="preserve">Step-1 </w:t>
+      </w:r>
+      <w:r>
+        <w:rPr>
+          <w:rFonts w:ascii="Courier New" w:hAnsi="Courier New" w:cs="Courier New"/>
+        </w:rPr>
+        <w:t>RTCVCC first as per schematics</w:t>
+      </w:r>
+    </w:p>
+    <w:p>
+      <w:pPr>
         <w:pStyle w:val="ListParagraph"/>
         <w:rPr>
           <w:rFonts w:ascii="Courier New" w:hAnsi="Courier New" w:cs="Courier New"/>
@@ -50,7 +82,22 @@
         <w:t>Schematics</w:t>
       </w:r>
       <w:r>
-        <w:t xml:space="preserve"> - </w:t>
+        <w:t xml:space="preserve"> </w:t>
+      </w:r>
+      <w:r>
+        <w:t>–</w:t>
+      </w:r>
+      <w:r>
+        <w:t xml:space="preserve"> </w:t>
+      </w:r>
+      <w:r>
+        <w:rPr>
+          <w:rFonts w:ascii="Courier New" w:hAnsi="Courier New" w:cs="Courier New"/>
+        </w:rPr>
+        <w:t>Follow</w:t>
+      </w:r>
+      <w:r>
+        <w:t xml:space="preserve"> </w:t>
       </w:r>
       <w:r>
         <w:rPr>
@@ -62,37 +109,63 @@
     <w:p>
       <w:pPr>
         <w:pStyle w:val="ListParagraph"/>
-        <w:numPr>
-          <w:ilvl w:val="0"/>
-          <w:numId w:val="5"/>
-        </w:numPr>
-        <w:rPr>
-          <w:rFonts w:ascii="Courier New" w:hAnsi="Courier New" w:cs="Courier New"/>
-        </w:rPr>
-      </w:pPr>
-      <w:r>
-        <w:rPr>
-          <w:rFonts w:ascii="Courier New" w:hAnsi="Courier New" w:cs="Courier New"/>
-        </w:rPr>
-        <w:t>RTC</w:t>
-      </w:r>
-      <w:r>
-        <w:rPr>
-          <w:rFonts w:ascii="Courier New" w:hAnsi="Courier New" w:cs="Courier New"/>
-        </w:rPr>
-        <w:t xml:space="preserve">VCC </w:t>
-      </w:r>
-      <w:r>
-        <w:rPr>
-          <w:rFonts w:ascii="Courier New" w:hAnsi="Courier New" w:cs="Courier New"/>
-        </w:rPr>
-        <w:t xml:space="preserve">first </w:t>
-      </w:r>
-      <w:r>
-        <w:rPr>
-          <w:rFonts w:ascii="Courier New" w:hAnsi="Courier New" w:cs="Courier New"/>
-        </w:rPr>
-        <w:t>as per schematics</w:t>
+        <w:rPr>
+          <w:rFonts w:ascii="Courier New" w:hAnsi="Courier New" w:cs="Courier New"/>
+        </w:rPr>
+      </w:pPr>
+      <w:r>
+        <w:rPr>
+          <w:rFonts w:ascii="Courier New" w:hAnsi="Courier New" w:cs="Courier New"/>
+          <w:noProof/>
+        </w:rPr>
+        <w:drawing>
+          <wp:inline distT="0" distB="0" distL="0" distR="0" wp14:anchorId="2C15913E" wp14:editId="1463F7EE">
+            <wp:extent cx="4250055" cy="3840480"/>
+            <wp:effectExtent l="0" t="0" r="0" b="7620"/>
+            <wp:docPr id="2" name="Picture 2"/>
+            <wp:cNvGraphicFramePr>
+              <a:graphicFrameLocks xmlns:a="http://schemas.openxmlformats.org/drawingml/2006/main" noChangeAspect="1"/>
+            </wp:cNvGraphicFramePr>
+            <a:graphic xmlns:a="http://schemas.openxmlformats.org/drawingml/2006/main">
+              <a:graphicData uri="http://schemas.openxmlformats.org/drawingml/2006/picture">
+                <pic:pic xmlns:pic="http://schemas.openxmlformats.org/drawingml/2006/picture">
+                  <pic:nvPicPr>
+                    <pic:cNvPr id="0" name="Picture 2"/>
+                    <pic:cNvPicPr>
+                      <a:picLocks noChangeAspect="1" noChangeArrowheads="1"/>
+                    </pic:cNvPicPr>
+                  </pic:nvPicPr>
+                  <pic:blipFill>
+                    <a:blip r:embed="rId6">
+                      <a:extLst>
+                        <a:ext uri="{28A0092B-C50C-407E-A947-70E740481C1C}">
+                          <a14:useLocalDpi xmlns:a14="http://schemas.microsoft.com/office/drawing/2010/main" val="0"/>
+                        </a:ext>
+                      </a:extLst>
+                    </a:blip>
+                    <a:srcRect/>
+                    <a:stretch>
+                      <a:fillRect/>
+                    </a:stretch>
+                  </pic:blipFill>
+                  <pic:spPr bwMode="auto">
+                    <a:xfrm>
+                      <a:off x="0" y="0"/>
+                      <a:ext cx="4250055" cy="3840480"/>
+                    </a:xfrm>
+                    <a:prstGeom prst="rect">
+                      <a:avLst/>
+                    </a:prstGeom>
+                    <a:noFill/>
+                    <a:ln>
+                      <a:noFill/>
+                    </a:ln>
+                  </pic:spPr>
+                </pic:pic>
+              </a:graphicData>
+            </a:graphic>
+          </wp:inline>
+        </w:drawing>
       </w:r>
     </w:p>
     <w:p/>
@@ -114,7 +187,19 @@
         <w:rPr>
           <w:highlight w:val="green"/>
         </w:rPr>
-        <w:t>Power (Issue with VIN Section)</w:t>
+        <w:t xml:space="preserve">Power (Issue </w:t>
+      </w:r>
+      <w:r>
+        <w:rPr>
+          <w:highlight w:val="green"/>
+        </w:rPr>
+        <w:t>in</w:t>
+      </w:r>
+      <w:r>
+        <w:rPr>
+          <w:highlight w:val="green"/>
+        </w:rPr>
+        <w:t xml:space="preserve"> VIN Section)</w:t>
       </w:r>
       <w:r>
         <w:t xml:space="preserve"> - </w:t>
@@ -130,7 +215,7 @@
       <w:pPr>
         <w:pStyle w:val="ListParagraph"/>
       </w:pPr>
-      <w:hyperlink r:id="rId6" w:history="1">
+      <w:hyperlink r:id="rId7" w:history="1">
         <w:r>
           <w:rPr>
             <w:rStyle w:val="Hyperlink"/>
@@ -190,7 +275,19 @@
         <w:rPr>
           <w:highlight w:val="green"/>
         </w:rPr>
-        <w:t>Power  (issue with Lead Switch)</w:t>
+        <w:t xml:space="preserve">Power  (issue </w:t>
+      </w:r>
+      <w:r>
+        <w:rPr>
+          <w:highlight w:val="green"/>
+        </w:rPr>
+        <w:t>in</w:t>
+      </w:r>
+      <w:r>
+        <w:rPr>
+          <w:highlight w:val="green"/>
+        </w:rPr>
+        <w:t xml:space="preserve"> Lead Switch)</w:t>
       </w:r>
       <w:r>
         <w:t xml:space="preserve"> -  </w:t>
@@ -209,7 +306,7 @@
       <w:pPr>
         <w:pStyle w:val="ListParagraph"/>
       </w:pPr>
-      <w:hyperlink r:id="rId7" w:history="1">
+      <w:hyperlink r:id="rId8" w:history="1">
         <w:r>
           <w:rPr>
             <w:rStyle w:val="Hyperlink"/>
@@ -330,6 +427,461 @@
         </w:rPr>
         <w:t>Lead Switch-not ok</w:t>
       </w:r>
+    </w:p>
+    <w:p>
+      <w:pPr>
+        <w:pStyle w:val="ListParagraph"/>
+        <w:rPr>
+          <w:rFonts w:ascii="Courier New" w:hAnsi="Courier New" w:cs="Courier New"/>
+        </w:rPr>
+      </w:pPr>
+    </w:p>
+    <w:p>
+      <w:pPr>
+        <w:pStyle w:val="ListParagraph"/>
+        <w:rPr>
+          <w:rFonts w:ascii="Courier New" w:hAnsi="Courier New" w:cs="Courier New"/>
+        </w:rPr>
+      </w:pPr>
+    </w:p>
+    <w:p>
+      <w:pPr>
+        <w:pStyle w:val="ListParagraph"/>
+        <w:rPr>
+          <w:rFonts w:ascii="Courier New" w:hAnsi="Courier New" w:cs="Courier New"/>
+        </w:rPr>
+      </w:pPr>
+    </w:p>
+    <w:p>
+      <w:pPr>
+        <w:pStyle w:val="ListParagraph"/>
+        <w:rPr>
+          <w:rFonts w:ascii="Courier New" w:hAnsi="Courier New" w:cs="Courier New"/>
+        </w:rPr>
+      </w:pPr>
+    </w:p>
+    <w:p>
+      <w:pPr>
+        <w:ind w:firstLine="360"/>
+        <w:rPr>
+          <w:highlight w:val="yellow"/>
+        </w:rPr>
+      </w:pPr>
+      <w:r>
+        <w:rPr>
+          <w:highlight w:val="green"/>
+        </w:rPr>
+        <w:lastRenderedPageBreak/>
+        <w:t>4- NO Power</w:t>
+      </w:r>
+      <w:r>
+        <w:rPr>
+          <w:highlight w:val="green"/>
+        </w:rPr>
+        <w:t xml:space="preserve"> </w:t>
+      </w:r>
+      <w:r>
+        <w:rPr>
+          <w:highlight w:val="yellow"/>
+        </w:rPr>
+        <w:t>Troubleshoot with Schematics</w:t>
+      </w:r>
+    </w:p>
+    <w:p>
+      <w:pPr>
+        <w:ind w:left="720"/>
+        <w:rPr>
+          <w:highlight w:val="green"/>
+        </w:rPr>
+      </w:pPr>
+      <w:r>
+        <w:t>https://www.youtube.com/watch?v=xa_Jr1sest0&amp;list=PLovJQ6y8UZASRVEwmN_p_NPdO7x0_rs8a&amp;index=16&amp;t=66s</w:t>
+      </w:r>
+    </w:p>
+    <w:p>
+      <w:pPr>
+        <w:ind w:firstLine="360"/>
+        <w:rPr>
+          <w:rFonts w:ascii="Courier New" w:hAnsi="Courier New" w:cs="Courier New"/>
+        </w:rPr>
+      </w:pPr>
+      <w:r>
+        <w:rPr>
+          <w:rFonts w:ascii="Courier New" w:hAnsi="Courier New" w:cs="Courier New"/>
+        </w:rPr>
+        <w:t>Step-1 – Check VIN -OK</w:t>
+      </w:r>
+    </w:p>
+    <w:p>
+      <w:pPr>
+        <w:ind w:firstLine="360"/>
+        <w:rPr>
+          <w:rFonts w:ascii="Courier New" w:hAnsi="Courier New" w:cs="Courier New"/>
+        </w:rPr>
+      </w:pPr>
+      <w:r>
+        <w:rPr>
+          <w:rFonts w:ascii="Courier New" w:hAnsi="Courier New" w:cs="Courier New"/>
+        </w:rPr>
+        <w:t>Step-2 – Check 3/5V ALW – ok</w:t>
+      </w:r>
+    </w:p>
+    <w:p>
+      <w:pPr>
+        <w:ind w:firstLine="360"/>
+        <w:rPr>
+          <w:rFonts w:ascii="Courier New" w:hAnsi="Courier New" w:cs="Courier New"/>
+        </w:rPr>
+      </w:pPr>
+      <w:r>
+        <w:rPr>
+          <w:rFonts w:ascii="Courier New" w:hAnsi="Courier New" w:cs="Courier New"/>
+        </w:rPr>
+        <w:t>Step-3 – Check 3V ALW _PCH</w:t>
+      </w:r>
+      <w:r>
+        <w:rPr>
+          <w:rFonts w:ascii="Courier New" w:hAnsi="Courier New" w:cs="Courier New"/>
+        </w:rPr>
+        <w:t xml:space="preserve"> – ok</w:t>
+      </w:r>
+    </w:p>
+    <w:p>
+      <w:pPr>
+        <w:ind w:firstLine="360"/>
+        <w:rPr>
+          <w:rFonts w:ascii="Courier New" w:hAnsi="Courier New" w:cs="Courier New"/>
+        </w:rPr>
+      </w:pPr>
+      <w:r>
+        <w:rPr>
+          <w:rFonts w:ascii="Courier New" w:hAnsi="Courier New" w:cs="Courier New"/>
+        </w:rPr>
+        <w:t xml:space="preserve">Step-1 – </w:t>
+      </w:r>
+      <w:r>
+        <w:rPr>
+          <w:rFonts w:ascii="Courier New" w:hAnsi="Courier New" w:cs="Courier New"/>
+          <w:highlight w:val="red"/>
+        </w:rPr>
+        <w:t>check 1.8VAlW</w:t>
+      </w:r>
+      <w:r>
+        <w:rPr>
+          <w:rFonts w:ascii="Courier New" w:hAnsi="Courier New" w:cs="Courier New"/>
+        </w:rPr>
+        <w:t xml:space="preserve"> – not_ok-IC not ok (vcc not present)</w:t>
+      </w:r>
+    </w:p>
+    <w:p>
+      <w:pPr>
+        <w:ind w:firstLine="360"/>
+        <w:rPr>
+          <w:rFonts w:ascii="Courier New" w:hAnsi="Courier New" w:cs="Courier New"/>
+        </w:rPr>
+      </w:pPr>
+      <w:r>
+        <w:t xml:space="preserve">Schematics – </w:t>
+      </w:r>
+      <w:r>
+        <w:rPr>
+          <w:rFonts w:ascii="Courier New" w:hAnsi="Courier New" w:cs="Courier New"/>
+        </w:rPr>
+        <w:t xml:space="preserve">Follow </w:t>
+      </w:r>
+      <w:r>
+        <w:rPr>
+          <w:rFonts w:ascii="Courier New" w:hAnsi="Courier New" w:cs="Courier New"/>
+        </w:rPr>
+        <w:t xml:space="preserve">Voltage Rails </w:t>
+      </w:r>
+      <w:r>
+        <w:rPr>
+          <w:rFonts w:ascii="Courier New" w:hAnsi="Courier New" w:cs="Courier New"/>
+        </w:rPr>
+        <w:t>(almost available in all schematics)</w:t>
+      </w:r>
+    </w:p>
+    <w:p>
+      <w:pPr>
+        <w:rPr>
+          <w:rFonts w:ascii="Courier New" w:hAnsi="Courier New" w:cs="Courier New"/>
+        </w:rPr>
+      </w:pPr>
+      <w:r>
+        <w:rPr>
+          <w:rFonts w:ascii="Courier New" w:hAnsi="Courier New" w:cs="Courier New"/>
+          <w:noProof/>
+        </w:rPr>
+        <w:drawing>
+          <wp:inline distT="0" distB="0" distL="0" distR="0" wp14:anchorId="4EFE62D7" wp14:editId="1697A80F">
+            <wp:extent cx="3116351" cy="3072613"/>
+            <wp:effectExtent l="0" t="0" r="8255" b="0"/>
+            <wp:docPr id="1" name="Picture 1"/>
+            <wp:cNvGraphicFramePr>
+              <a:graphicFrameLocks xmlns:a="http://schemas.openxmlformats.org/drawingml/2006/main" noChangeAspect="1"/>
+            </wp:cNvGraphicFramePr>
+            <a:graphic xmlns:a="http://schemas.openxmlformats.org/drawingml/2006/main">
+              <a:graphicData uri="http://schemas.openxmlformats.org/drawingml/2006/picture">
+                <pic:pic xmlns:pic="http://schemas.openxmlformats.org/drawingml/2006/picture">
+                  <pic:nvPicPr>
+                    <pic:cNvPr id="0" name="Picture 1"/>
+                    <pic:cNvPicPr>
+                      <a:picLocks noChangeAspect="1" noChangeArrowheads="1"/>
+                    </pic:cNvPicPr>
+                  </pic:nvPicPr>
+                  <pic:blipFill>
+                    <a:blip r:embed="rId9">
+                      <a:extLst>
+                        <a:ext uri="{28A0092B-C50C-407E-A947-70E740481C1C}">
+                          <a14:useLocalDpi xmlns:a14="http://schemas.microsoft.com/office/drawing/2010/main" val="0"/>
+                        </a:ext>
+                      </a:extLst>
+                    </a:blip>
+                    <a:srcRect/>
+                    <a:stretch>
+                      <a:fillRect/>
+                    </a:stretch>
+                  </pic:blipFill>
+                  <pic:spPr bwMode="auto">
+                    <a:xfrm>
+                      <a:off x="0" y="0"/>
+                      <a:ext cx="3122683" cy="3078856"/>
+                    </a:xfrm>
+                    <a:prstGeom prst="rect">
+                      <a:avLst/>
+                    </a:prstGeom>
+                    <a:noFill/>
+                    <a:ln>
+                      <a:noFill/>
+                    </a:ln>
+                  </pic:spPr>
+                </pic:pic>
+              </a:graphicData>
+            </a:graphic>
+          </wp:inline>
+        </w:drawing>
+      </w:r>
+    </w:p>
+    <w:p>
+      <w:pPr>
+        <w:rPr>
+          <w:rFonts w:ascii="Courier New" w:hAnsi="Courier New" w:cs="Courier New"/>
+        </w:rPr>
+      </w:pPr>
+      <w:r>
+        <w:rPr>
+          <w:rFonts w:ascii="Courier New" w:hAnsi="Courier New" w:cs="Courier New"/>
+        </w:rPr>
+        <w:t>Power button on keyboard: Near keyboard jack there is a jumper to on the laptop</w:t>
+      </w:r>
+    </w:p>
+    <w:p>
+      <w:pPr>
+        <w:rPr>
+          <w:highlight w:val="yellow"/>
+        </w:rPr>
+      </w:pPr>
+      <w:r>
+        <w:rPr>
+          <w:highlight w:val="green"/>
+        </w:rPr>
+        <w:t>6</w:t>
+      </w:r>
+      <w:r>
+        <w:rPr>
+          <w:highlight w:val="green"/>
+        </w:rPr>
+        <w:t>- NO Power</w:t>
+      </w:r>
+      <w:r>
+        <w:rPr>
+          <w:highlight w:val="green"/>
+        </w:rPr>
+        <w:t xml:space="preserve"> </w:t>
+      </w:r>
+      <w:r>
+        <w:rPr>
+          <w:highlight w:val="yellow"/>
+        </w:rPr>
+        <w:t>Troubleshoot with Schematics</w:t>
+      </w:r>
+    </w:p>
+    <w:p>
+      <w:hyperlink r:id="rId10" w:history="1">
+        <w:r>
+          <w:rPr>
+            <w:rStyle w:val="Hyperlink"/>
+          </w:rPr>
+          <w:t>https://www.youtube.com/watch?v=f0Yubzdbc5U&amp;list=PLovJQ6y8UZASRVEwmN_p_NPdO7x0_rs8a&amp;index=14&amp;t=244s</w:t>
+        </w:r>
+      </w:hyperlink>
+    </w:p>
+    <w:p>
+      <w:pPr>
+        <w:ind w:firstLine="360"/>
+        <w:rPr>
+          <w:rFonts w:ascii="Courier New" w:hAnsi="Courier New" w:cs="Courier New"/>
+        </w:rPr>
+      </w:pPr>
+      <w:r>
+        <w:rPr>
+          <w:rFonts w:ascii="Courier New" w:hAnsi="Courier New" w:cs="Courier New"/>
+        </w:rPr>
+        <w:t>Step-1 – Check VIN -OK</w:t>
+      </w:r>
+    </w:p>
+    <w:p>
+      <w:pPr>
+        <w:ind w:firstLine="360"/>
+        <w:rPr>
+          <w:rFonts w:ascii="Courier New" w:hAnsi="Courier New" w:cs="Courier New"/>
+        </w:rPr>
+      </w:pPr>
+      <w:r>
+        <w:rPr>
+          <w:rFonts w:ascii="Courier New" w:hAnsi="Courier New" w:cs="Courier New"/>
+        </w:rPr>
+        <w:t xml:space="preserve">Step-2 – Check </w:t>
+      </w:r>
+      <w:r>
+        <w:rPr>
+          <w:rFonts w:ascii="Courier New" w:hAnsi="Courier New" w:cs="Courier New"/>
+        </w:rPr>
+        <w:t>3</w:t>
+      </w:r>
+      <w:r>
+        <w:rPr>
+          <w:rFonts w:ascii="Courier New" w:hAnsi="Courier New" w:cs="Courier New"/>
+        </w:rPr>
+        <w:t>V ALW – ok</w:t>
+      </w:r>
+    </w:p>
+    <w:p>
+      <w:pPr>
+        <w:ind w:firstLine="360"/>
+        <w:rPr>
+          <w:rFonts w:ascii="Courier New" w:hAnsi="Courier New" w:cs="Courier New"/>
+        </w:rPr>
+      </w:pPr>
+      <w:r>
+        <w:rPr>
+          <w:rFonts w:ascii="Courier New" w:hAnsi="Courier New" w:cs="Courier New"/>
+        </w:rPr>
+        <w:t>Step-2 – Check 3/5V ALW – ok</w:t>
+      </w:r>
+    </w:p>
+    <w:p>
+      <w:pPr>
+        <w:ind w:firstLine="360"/>
+        <w:rPr>
+          <w:rFonts w:ascii="Courier New" w:hAnsi="Courier New" w:cs="Courier New"/>
+        </w:rPr>
+      </w:pPr>
+    </w:p>
+    <w:p>
+      <w:pPr>
+        <w:rPr>
+          <w:highlight w:val="yellow"/>
+        </w:rPr>
+      </w:pPr>
+    </w:p>
+    <w:p>
+      <w:pPr>
+        <w:rPr>
+          <w:rFonts w:ascii="Courier New" w:hAnsi="Courier New" w:cs="Courier New"/>
+        </w:rPr>
+      </w:pPr>
+      <w:r>
+        <w:rPr>
+          <w:rFonts w:ascii="Courier New" w:hAnsi="Courier New" w:cs="Courier New"/>
+          <w:noProof/>
+        </w:rPr>
+        <w:lastRenderedPageBreak/>
+        <w:drawing>
+          <wp:inline distT="0" distB="0" distL="0" distR="0" wp14:anchorId="61F56BAD" wp14:editId="131D69B8">
+            <wp:extent cx="4173824" cy="4198925"/>
+            <wp:effectExtent l="0" t="0" r="0" b="0"/>
+            <wp:docPr id="3" name="Picture 3"/>
+            <wp:cNvGraphicFramePr>
+              <a:graphicFrameLocks xmlns:a="http://schemas.openxmlformats.org/drawingml/2006/main" noChangeAspect="1"/>
+            </wp:cNvGraphicFramePr>
+            <a:graphic xmlns:a="http://schemas.openxmlformats.org/drawingml/2006/main">
+              <a:graphicData uri="http://schemas.openxmlformats.org/drawingml/2006/picture">
+                <pic:pic xmlns:pic="http://schemas.openxmlformats.org/drawingml/2006/picture">
+                  <pic:nvPicPr>
+                    <pic:cNvPr id="0" name="Picture 1"/>
+                    <pic:cNvPicPr>
+                      <a:picLocks noChangeAspect="1" noChangeArrowheads="1"/>
+                    </pic:cNvPicPr>
+                  </pic:nvPicPr>
+                  <pic:blipFill>
+                    <a:blip r:embed="rId11">
+                      <a:extLst>
+                        <a:ext uri="{28A0092B-C50C-407E-A947-70E740481C1C}">
+                          <a14:useLocalDpi xmlns:a14="http://schemas.microsoft.com/office/drawing/2010/main" val="0"/>
+                        </a:ext>
+                      </a:extLst>
+                    </a:blip>
+                    <a:srcRect/>
+                    <a:stretch>
+                      <a:fillRect/>
+                    </a:stretch>
+                  </pic:blipFill>
+                  <pic:spPr bwMode="auto">
+                    <a:xfrm>
+                      <a:off x="0" y="0"/>
+                      <a:ext cx="4180234" cy="4205373"/>
+                    </a:xfrm>
+                    <a:prstGeom prst="rect">
+                      <a:avLst/>
+                    </a:prstGeom>
+                    <a:noFill/>
+                    <a:ln>
+                      <a:noFill/>
+                    </a:ln>
+                  </pic:spPr>
+                </pic:pic>
+              </a:graphicData>
+            </a:graphic>
+          </wp:inline>
+        </w:drawing>
+      </w:r>
+    </w:p>
+    <w:p>
+      <w:pPr>
+        <w:rPr>
+          <w:rFonts w:ascii="Courier New" w:hAnsi="Courier New" w:cs="Courier New"/>
+        </w:rPr>
+      </w:pPr>
+      <w:r>
+        <w:t xml:space="preserve">Schematics – </w:t>
+      </w:r>
+      <w:r>
+        <w:rPr>
+          <w:rFonts w:ascii="Courier New" w:hAnsi="Courier New" w:cs="Courier New"/>
+        </w:rPr>
+        <w:t xml:space="preserve">Follow </w:t>
+      </w:r>
+      <w:r>
+        <w:rPr>
+          <w:rFonts w:ascii="Courier New" w:hAnsi="Courier New" w:cs="Courier New"/>
+        </w:rPr>
+        <w:t xml:space="preserve">Voltage Rails </w:t>
+      </w:r>
+      <w:r>
+        <w:rPr>
+          <w:rFonts w:ascii="Courier New" w:hAnsi="Courier New" w:cs="Courier New"/>
+        </w:rPr>
+        <w:t>(almost available in all schematics)</w:t>
+      </w:r>
+    </w:p>
+    <w:p>
+      <w:pPr>
+        <w:rPr>
+          <w:rFonts w:ascii="Courier New" w:hAnsi="Courier New" w:cs="Courier New"/>
+        </w:rPr>
+      </w:pPr>
     </w:p>
     <w:sectPr>
       <w:pgSz w:w="12240" w:h="15840"/>
@@ -523,6 +1075,95 @@
     </w:lvl>
   </w:abstractNum>
   <w:abstractNum w:abstractNumId="2" w15:restartNumberingAfterBreak="0">
+    <w:nsid w:val="53325EA8"/>
+    <w:multiLevelType w:val="hybridMultilevel"/>
+    <w:tmpl w:val="9990A8FE"/>
+    <w:lvl w:ilvl="0" w:tplc="6F1AAC12">
+      <w:start w:val="1"/>
+      <w:numFmt w:val="decimal"/>
+      <w:lvlText w:val="%1-"/>
+      <w:lvlJc w:val="left"/>
+      <w:pPr>
+        <w:ind w:left="720" w:hanging="360"/>
+      </w:pPr>
+      <w:rPr>
+        <w:rFonts w:hint="default"/>
+      </w:rPr>
+    </w:lvl>
+    <w:lvl w:ilvl="1" w:tplc="04090019" w:tentative="1">
+      <w:start w:val="1"/>
+      <w:numFmt w:val="lowerLetter"/>
+      <w:lvlText w:val="%2."/>
+      <w:lvlJc w:val="left"/>
+      <w:pPr>
+        <w:ind w:left="1440" w:hanging="360"/>
+      </w:pPr>
+    </w:lvl>
+    <w:lvl w:ilvl="2" w:tplc="0409001B" w:tentative="1">
+      <w:start w:val="1"/>
+      <w:numFmt w:val="lowerRoman"/>
+      <w:lvlText w:val="%3."/>
+      <w:lvlJc w:val="right"/>
+      <w:pPr>
+        <w:ind w:left="2160" w:hanging="180"/>
+      </w:pPr>
+    </w:lvl>
+    <w:lvl w:ilvl="3" w:tplc="0409000F" w:tentative="1">
+      <w:start w:val="1"/>
+      <w:numFmt w:val="decimal"/>
+      <w:lvlText w:val="%4."/>
+      <w:lvlJc w:val="left"/>
+      <w:pPr>
+        <w:ind w:left="2880" w:hanging="360"/>
+      </w:pPr>
+    </w:lvl>
+    <w:lvl w:ilvl="4" w:tplc="04090019" w:tentative="1">
+      <w:start w:val="1"/>
+      <w:numFmt w:val="lowerLetter"/>
+      <w:lvlText w:val="%5."/>
+      <w:lvlJc w:val="left"/>
+      <w:pPr>
+        <w:ind w:left="3600" w:hanging="360"/>
+      </w:pPr>
+    </w:lvl>
+    <w:lvl w:ilvl="5" w:tplc="0409001B" w:tentative="1">
+      <w:start w:val="1"/>
+      <w:numFmt w:val="lowerRoman"/>
+      <w:lvlText w:val="%6."/>
+      <w:lvlJc w:val="right"/>
+      <w:pPr>
+        <w:ind w:left="4320" w:hanging="180"/>
+      </w:pPr>
+    </w:lvl>
+    <w:lvl w:ilvl="6" w:tplc="0409000F" w:tentative="1">
+      <w:start w:val="1"/>
+      <w:numFmt w:val="decimal"/>
+      <w:lvlText w:val="%7."/>
+      <w:lvlJc w:val="left"/>
+      <w:pPr>
+        <w:ind w:left="5040" w:hanging="360"/>
+      </w:pPr>
+    </w:lvl>
+    <w:lvl w:ilvl="7" w:tplc="04090019" w:tentative="1">
+      <w:start w:val="1"/>
+      <w:numFmt w:val="lowerLetter"/>
+      <w:lvlText w:val="%8."/>
+      <w:lvlJc w:val="left"/>
+      <w:pPr>
+        <w:ind w:left="5760" w:hanging="360"/>
+      </w:pPr>
+    </w:lvl>
+    <w:lvl w:ilvl="8" w:tplc="0409001B" w:tentative="1">
+      <w:start w:val="1"/>
+      <w:numFmt w:val="lowerRoman"/>
+      <w:lvlText w:val="%9."/>
+      <w:lvlJc w:val="right"/>
+      <w:pPr>
+        <w:ind w:left="6480" w:hanging="180"/>
+      </w:pPr>
+    </w:lvl>
+  </w:abstractNum>
+  <w:abstractNum w:abstractNumId="3" w15:restartNumberingAfterBreak="0">
     <w:nsid w:val="583D7073"/>
     <w:multiLevelType w:val="hybridMultilevel"/>
     <w:tmpl w:val="B858A08E"/>
@@ -611,7 +1252,7 @@
       </w:pPr>
     </w:lvl>
   </w:abstractNum>
-  <w:abstractNum w:abstractNumId="3" w15:restartNumberingAfterBreak="0">
+  <w:abstractNum w:abstractNumId="4" w15:restartNumberingAfterBreak="0">
     <w:nsid w:val="58550153"/>
     <w:multiLevelType w:val="hybridMultilevel"/>
     <w:tmpl w:val="EA5ECC2E"/>
@@ -700,7 +1341,7 @@
       </w:pPr>
     </w:lvl>
   </w:abstractNum>
-  <w:abstractNum w:abstractNumId="4" w15:restartNumberingAfterBreak="0">
+  <w:abstractNum w:abstractNumId="5" w15:restartNumberingAfterBreak="0">
     <w:nsid w:val="79B56C1E"/>
     <w:multiLevelType w:val="hybridMultilevel"/>
     <w:tmpl w:val="35DEE7E0"/>
@@ -790,10 +1431,10 @@
     </w:lvl>
   </w:abstractNum>
   <w:num w:numId="1" w16cid:durableId="1493183008">
-    <w:abstractNumId w:val="4"/>
+    <w:abstractNumId w:val="5"/>
   </w:num>
   <w:num w:numId="2" w16cid:durableId="1973437464">
-    <w:abstractNumId w:val="3"/>
+    <w:abstractNumId w:val="4"/>
   </w:num>
   <w:num w:numId="3" w16cid:durableId="288241642">
     <w:abstractNumId w:val="1"/>
@@ -802,6 +1443,9 @@
     <w:abstractNumId w:val="0"/>
   </w:num>
   <w:num w:numId="5" w16cid:durableId="272171041">
+    <w:abstractNumId w:val="3"/>
+  </w:num>
+  <w:num w:numId="6" w16cid:durableId="1289438333">
     <w:abstractNumId w:val="2"/>
   </w:num>
 </w:numbering>
@@ -1205,6 +1849,7 @@
   <w:style w:type="paragraph" w:default="1" w:styleId="Normal">
     <w:name w:val="Normal"/>
     <w:qFormat/>
+    <w:rsid w:val="003C79D2"/>
   </w:style>
   <w:style w:type="paragraph" w:styleId="Heading1">
     <w:name w:val="heading 1"/>

--- a/Laptops/21-Process to dignose the MB.docx
+++ b/Laptops/21-Process to dignose the MB.docx
@@ -500,6 +500,7 @@
     </w:p>
     <w:p>
       <w:pPr>
+        <w:spacing w:after="0"/>
         <w:ind w:firstLine="360"/>
         <w:rPr>
           <w:rFonts w:ascii="Courier New" w:hAnsi="Courier New" w:cs="Courier New"/>
@@ -514,6 +515,7 @@
     </w:p>
     <w:p>
       <w:pPr>
+        <w:spacing w:after="0"/>
         <w:ind w:firstLine="360"/>
         <w:rPr>
           <w:rFonts w:ascii="Courier New" w:hAnsi="Courier New" w:cs="Courier New"/>
@@ -528,6 +530,7 @@
     </w:p>
     <w:p>
       <w:pPr>
+        <w:spacing w:after="0"/>
         <w:ind w:firstLine="360"/>
         <w:rPr>
           <w:rFonts w:ascii="Courier New" w:hAnsi="Courier New" w:cs="Courier New"/>
@@ -548,6 +551,7 @@
     </w:p>
     <w:p>
       <w:pPr>
+        <w:spacing w:after="0"/>
         <w:ind w:firstLine="360"/>
         <w:rPr>
           <w:rFonts w:ascii="Courier New" w:hAnsi="Courier New" w:cs="Courier New"/>
@@ -557,7 +561,19 @@
         <w:rPr>
           <w:rFonts w:ascii="Courier New" w:hAnsi="Courier New" w:cs="Courier New"/>
         </w:rPr>
-        <w:t xml:space="preserve">Step-1 – </w:t>
+        <w:t>Step-</w:t>
+      </w:r>
+      <w:r>
+        <w:rPr>
+          <w:rFonts w:ascii="Courier New" w:hAnsi="Courier New" w:cs="Courier New"/>
+        </w:rPr>
+        <w:t>4</w:t>
+      </w:r>
+      <w:r>
+        <w:rPr>
+          <w:rFonts w:ascii="Courier New" w:hAnsi="Courier New" w:cs="Courier New"/>
+        </w:rPr>
+        <w:t xml:space="preserve"> – </w:t>
       </w:r>
       <w:r>
         <w:rPr>
@@ -698,6 +714,20 @@
         <w:rPr>
           <w:highlight w:val="green"/>
         </w:rPr>
+        <w:t xml:space="preserve">- </w:t>
+      </w:r>
+      <w:r>
+        <w:rPr>
+          <w:b/>
+          <w:bCs/>
+          <w:highlight w:val="green"/>
+        </w:rPr>
+        <w:t>NM-D474 REV 1.0</w:t>
+      </w:r>
+      <w:r>
+        <w:rPr>
+          <w:highlight w:val="green"/>
+        </w:rPr>
         <w:t xml:space="preserve"> </w:t>
       </w:r>
       <w:r>
@@ -719,6 +749,7 @@
     </w:p>
     <w:p>
       <w:pPr>
+        <w:spacing w:after="0"/>
         <w:ind w:firstLine="360"/>
         <w:rPr>
           <w:rFonts w:ascii="Courier New" w:hAnsi="Courier New" w:cs="Courier New"/>
@@ -733,6 +764,7 @@
     </w:p>
     <w:p>
       <w:pPr>
+        <w:spacing w:after="0"/>
         <w:ind w:firstLine="360"/>
         <w:rPr>
           <w:rFonts w:ascii="Courier New" w:hAnsi="Courier New" w:cs="Courier New"/>
@@ -759,6 +791,7 @@
     </w:p>
     <w:p>
       <w:pPr>
+        <w:spacing w:after="0"/>
         <w:ind w:firstLine="360"/>
         <w:rPr>
           <w:rFonts w:ascii="Courier New" w:hAnsi="Courier New" w:cs="Courier New"/>
@@ -768,7 +801,73 @@
         <w:rPr>
           <w:rFonts w:ascii="Courier New" w:hAnsi="Courier New" w:cs="Courier New"/>
         </w:rPr>
-        <w:t>Step-2 – Check 3/5V ALW – ok</w:t>
+        <w:t>Step-</w:t>
+      </w:r>
+      <w:r>
+        <w:rPr>
+          <w:rFonts w:ascii="Courier New" w:hAnsi="Courier New" w:cs="Courier New"/>
+        </w:rPr>
+        <w:t>3</w:t>
+      </w:r>
+      <w:r>
+        <w:rPr>
+          <w:rFonts w:ascii="Courier New" w:hAnsi="Courier New" w:cs="Courier New"/>
+        </w:rPr>
+        <w:t xml:space="preserve"> – Check 5V ALW – </w:t>
+      </w:r>
+      <w:r>
+        <w:rPr>
+          <w:rFonts w:ascii="Courier New" w:hAnsi="Courier New" w:cs="Courier New"/>
+        </w:rPr>
+        <w:t xml:space="preserve">not </w:t>
+      </w:r>
+      <w:r>
+        <w:rPr>
+          <w:rFonts w:ascii="Courier New" w:hAnsi="Courier New" w:cs="Courier New"/>
+        </w:rPr>
+        <w:t>ok</w:t>
+      </w:r>
+    </w:p>
+    <w:p>
+      <w:pPr>
+        <w:spacing w:after="0"/>
+        <w:ind w:firstLine="360"/>
+        <w:rPr>
+          <w:rFonts w:ascii="Courier New" w:hAnsi="Courier New" w:cs="Courier New"/>
+        </w:rPr>
+      </w:pPr>
+      <w:r>
+        <w:rPr>
+          <w:rFonts w:ascii="Courier New" w:hAnsi="Courier New" w:cs="Courier New"/>
+        </w:rPr>
+        <w:t xml:space="preserve">Remove 5 volt coil to check </w:t>
+      </w:r>
+      <w:r>
+        <w:rPr>
+          <w:rFonts w:ascii="Courier New" w:hAnsi="Courier New" w:cs="Courier New"/>
+        </w:rPr>
+        <w:t>which section (coil in/out)has issue</w:t>
+      </w:r>
+    </w:p>
+    <w:p>
+      <w:pPr>
+        <w:spacing w:after="0"/>
+        <w:ind w:left="360"/>
+        <w:rPr>
+          <w:rFonts w:ascii="Courier New" w:hAnsi="Courier New" w:cs="Courier New"/>
+        </w:rPr>
+      </w:pPr>
+      <w:r>
+        <w:rPr>
+          <w:rFonts w:ascii="Courier New" w:hAnsi="Courier New" w:cs="Courier New"/>
+        </w:rPr>
+        <w:t>Note IC side has no shorting but output side has shorting</w:t>
+      </w:r>
+      <w:r>
+        <w:rPr>
+          <w:rFonts w:ascii="Courier New" w:hAnsi="Courier New" w:cs="Courier New"/>
+        </w:rPr>
+        <w:t>- capacitor has shorting</w:t>
       </w:r>
     </w:p>
     <w:p>
@@ -799,8 +898,8 @@
         </w:rPr>
         <w:lastRenderedPageBreak/>
         <w:drawing>
-          <wp:inline distT="0" distB="0" distL="0" distR="0" wp14:anchorId="61F56BAD" wp14:editId="131D69B8">
-            <wp:extent cx="4173824" cy="4198925"/>
+          <wp:inline distT="0" distB="0" distL="0" distR="0" wp14:anchorId="61F56BAD" wp14:editId="3597BFA4">
+            <wp:extent cx="3240634" cy="3260123"/>
             <wp:effectExtent l="0" t="0" r="0" b="0"/>
             <wp:docPr id="3" name="Picture 3"/>
             <wp:cNvGraphicFramePr>
@@ -831,7 +930,7 @@
                   <pic:spPr bwMode="auto">
                     <a:xfrm>
                       <a:off x="0" y="0"/>
-                      <a:ext cx="4180234" cy="4205373"/>
+                      <a:ext cx="3254521" cy="3274093"/>
                     </a:xfrm>
                     <a:prstGeom prst="rect">
                       <a:avLst/>
@@ -2053,7 +2152,6 @@
   <w:style w:type="character" w:default="1" w:styleId="DefaultParagraphFont">
     <w:name w:val="Default Paragraph Font"/>
     <w:uiPriority w:val="1"/>
-    <w:semiHidden/>
     <w:unhideWhenUsed/>
   </w:style>
   <w:style w:type="table" w:default="1" w:styleId="TableNormal">

--- a/Laptops/21-Process to dignose the MB.docx
+++ b/Laptops/21-Process to dignose the MB.docx
@@ -978,9 +978,426 @@
     <w:p>
       <w:pPr>
         <w:rPr>
-          <w:rFonts w:ascii="Courier New" w:hAnsi="Courier New" w:cs="Courier New"/>
-        </w:rPr>
-      </w:pPr>
+          <w:highlight w:val="yellow"/>
+        </w:rPr>
+      </w:pPr>
+      <w:r>
+        <w:rPr>
+          <w:highlight w:val="green"/>
+        </w:rPr>
+        <w:t>7</w:t>
+      </w:r>
+      <w:r>
+        <w:rPr>
+          <w:highlight w:val="green"/>
+        </w:rPr>
+        <w:t>- NO Power</w:t>
+      </w:r>
+      <w:r>
+        <w:rPr>
+          <w:highlight w:val="green"/>
+        </w:rPr>
+        <w:t xml:space="preserve">- </w:t>
+      </w:r>
+      <w:r>
+        <w:rPr>
+          <w:b/>
+          <w:bCs/>
+          <w:highlight w:val="green"/>
+        </w:rPr>
+        <w:t>6050A2892301-MB-A01</w:t>
+      </w:r>
+      <w:r>
+        <w:rPr>
+          <w:highlight w:val="magenta"/>
+        </w:rPr>
+        <w:t>Troubleshoot with</w:t>
+      </w:r>
+      <w:r>
+        <w:rPr>
+          <w:highlight w:val="magenta"/>
+        </w:rPr>
+        <w:t>out</w:t>
+      </w:r>
+      <w:r>
+        <w:rPr>
+          <w:highlight w:val="magenta"/>
+        </w:rPr>
+        <w:t xml:space="preserve"> Schematics</w:t>
+      </w:r>
+    </w:p>
+    <w:p>
+      <w:pPr>
+        <w:rPr>
+          <w:rFonts w:ascii="Courier New" w:hAnsi="Courier New" w:cs="Courier New"/>
+        </w:rPr>
+      </w:pPr>
+      <w:r>
+        <w:rPr>
+          <w:rFonts w:ascii="Courier New" w:hAnsi="Courier New" w:cs="Courier New"/>
+          <w:highlight w:val="green"/>
+        </w:rPr>
+        <w:t>Step-1 – Physical Check</w:t>
+      </w:r>
+    </w:p>
+    <w:p>
+      <w:pPr>
+        <w:rPr>
+          <w:rFonts w:ascii="Courier New" w:hAnsi="Courier New" w:cs="Courier New"/>
+        </w:rPr>
+      </w:pPr>
+      <w:r>
+        <w:rPr>
+          <w:rFonts w:ascii="Courier New" w:hAnsi="Courier New" w:cs="Courier New"/>
+          <w:highlight w:val="green"/>
+        </w:rPr>
+        <w:t xml:space="preserve">Step 2- </w:t>
+      </w:r>
+      <w:r>
+        <w:rPr>
+          <w:rFonts w:ascii="Courier New" w:hAnsi="Courier New" w:cs="Courier New"/>
+          <w:highlight w:val="green"/>
+        </w:rPr>
+        <w:t>V</w:t>
+      </w:r>
+      <w:r>
+        <w:rPr>
+          <w:rFonts w:ascii="Courier New" w:hAnsi="Courier New" w:cs="Courier New"/>
+          <w:highlight w:val="green"/>
+        </w:rPr>
+        <w:t>in</w:t>
+      </w:r>
+    </w:p>
+    <w:p>
+      <w:pPr>
+        <w:rPr>
+          <w:rFonts w:ascii="Courier New" w:hAnsi="Courier New" w:cs="Courier New"/>
+        </w:rPr>
+      </w:pPr>
+      <w:r>
+        <w:rPr>
+          <w:rFonts w:ascii="Courier New" w:hAnsi="Courier New" w:cs="Courier New"/>
+          <w:highlight w:val="green"/>
+        </w:rPr>
+        <w:t>Step 3- charging IC Requirement vcc</w:t>
+      </w:r>
+      <w:r>
+        <w:rPr>
+          <w:rFonts w:ascii="Courier New" w:hAnsi="Courier New" w:cs="Courier New"/>
+          <w:highlight w:val="green"/>
+        </w:rPr>
+        <w:t xml:space="preserve"> + </w:t>
+      </w:r>
+      <w:r>
+        <w:rPr>
+          <w:rFonts w:ascii="Courier New" w:hAnsi="Courier New" w:cs="Courier New"/>
+          <w:highlight w:val="green"/>
+        </w:rPr>
+        <w:t>ACDet</w:t>
+      </w:r>
+      <w:r>
+        <w:rPr>
+          <w:rFonts w:ascii="Courier New" w:hAnsi="Courier New" w:cs="Courier New"/>
+          <w:highlight w:val="green"/>
+        </w:rPr>
+        <w:t xml:space="preserve"> + </w:t>
+      </w:r>
+      <w:r>
+        <w:rPr>
+          <w:rFonts w:ascii="Courier New" w:hAnsi="Courier New" w:cs="Courier New"/>
+          <w:highlight w:val="green"/>
+        </w:rPr>
+        <w:t>ACOk</w:t>
+      </w:r>
+      <w:r>
+        <w:rPr>
+          <w:rFonts w:ascii="Courier New" w:hAnsi="Courier New" w:cs="Courier New"/>
+          <w:highlight w:val="green"/>
+        </w:rPr>
+        <w:t>-I/o</w:t>
+      </w:r>
+    </w:p>
+    <w:p>
+      <w:pPr>
+        <w:rPr>
+          <w:rFonts w:ascii="Courier New" w:hAnsi="Courier New" w:cs="Courier New"/>
+        </w:rPr>
+      </w:pPr>
+      <w:r>
+        <w:rPr>
+          <w:rFonts w:ascii="Courier New" w:hAnsi="Courier New" w:cs="Courier New"/>
+        </w:rPr>
+        <w:t xml:space="preserve">Step 4- PCH Voltage </w:t>
+      </w:r>
+    </w:p>
+    <w:p>
+      <w:pPr>
+        <w:rPr>
+          <w:rFonts w:ascii="Courier New" w:hAnsi="Courier New" w:cs="Courier New"/>
+        </w:rPr>
+      </w:pPr>
+      <w:r>
+        <w:rPr>
+          <w:rFonts w:ascii="Courier New" w:hAnsi="Courier New" w:cs="Courier New"/>
+          <w:highlight w:val="red"/>
+        </w:rPr>
+        <w:t>Step 5 RTC</w:t>
+      </w:r>
+      <w:r>
+        <w:rPr>
+          <w:rFonts w:ascii="Courier New" w:hAnsi="Courier New" w:cs="Courier New"/>
+        </w:rPr>
+        <w:t xml:space="preserve"> – not ok</w:t>
+      </w:r>
+    </w:p>
+    <w:p>
+      <w:pPr>
+        <w:rPr>
+          <w:rFonts w:ascii="Courier New" w:hAnsi="Courier New" w:cs="Courier New"/>
+        </w:rPr>
+      </w:pPr>
+      <w:r>
+        <w:rPr>
+          <w:rFonts w:ascii="Courier New" w:hAnsi="Courier New" w:cs="Courier New"/>
+        </w:rPr>
+        <w:t>Step 6 LID Switch(3.3v Leg)</w:t>
+      </w:r>
+    </w:p>
+    <w:p>
+      <w:pPr>
+        <w:rPr>
+          <w:rFonts w:ascii="Courier New" w:hAnsi="Courier New" w:cs="Courier New"/>
+        </w:rPr>
+      </w:pPr>
+      <w:r>
+        <w:rPr>
+          <w:rFonts w:ascii="Courier New" w:hAnsi="Courier New" w:cs="Courier New"/>
+        </w:rPr>
+        <w:t>Step 7- Always voltage</w:t>
+      </w:r>
+    </w:p>
+    <w:p>
+      <w:pPr>
+        <w:rPr>
+          <w:highlight w:val="green"/>
+        </w:rPr>
+      </w:pPr>
+    </w:p>
+    <w:p>
+      <w:pPr>
+        <w:rPr>
+          <w:highlight w:val="green"/>
+        </w:rPr>
+      </w:pPr>
+    </w:p>
+    <w:p>
+      <w:pPr>
+        <w:rPr>
+          <w:highlight w:val="green"/>
+        </w:rPr>
+      </w:pPr>
+    </w:p>
+    <w:p>
+      <w:pPr>
+        <w:rPr>
+          <w:highlight w:val="green"/>
+        </w:rPr>
+      </w:pPr>
+    </w:p>
+    <w:p>
+      <w:pPr>
+        <w:rPr>
+          <w:highlight w:val="green"/>
+        </w:rPr>
+      </w:pPr>
+    </w:p>
+    <w:p>
+      <w:pPr>
+        <w:rPr>
+          <w:highlight w:val="green"/>
+        </w:rPr>
+      </w:pPr>
+    </w:p>
+    <w:p>
+      <w:pPr>
+        <w:rPr>
+          <w:highlight w:val="green"/>
+        </w:rPr>
+      </w:pPr>
+    </w:p>
+    <w:p>
+      <w:pPr>
+        <w:rPr>
+          <w:highlight w:val="green"/>
+        </w:rPr>
+      </w:pPr>
+    </w:p>
+    <w:p>
+      <w:pPr>
+        <w:rPr>
+          <w:highlight w:val="green"/>
+        </w:rPr>
+      </w:pPr>
+    </w:p>
+    <w:p>
+      <w:pPr>
+        <w:rPr>
+          <w:highlight w:val="green"/>
+        </w:rPr>
+      </w:pPr>
+    </w:p>
+    <w:p>
+      <w:pPr>
+        <w:rPr>
+          <w:highlight w:val="magenta"/>
+        </w:rPr>
+      </w:pPr>
+      <w:r>
+        <w:rPr>
+          <w:highlight w:val="green"/>
+        </w:rPr>
+        <w:lastRenderedPageBreak/>
+        <w:t>8</w:t>
+      </w:r>
+      <w:r>
+        <w:rPr>
+          <w:highlight w:val="green"/>
+        </w:rPr>
+        <w:t>- NO Power</w:t>
+      </w:r>
+      <w:r>
+        <w:rPr>
+          <w:highlight w:val="green"/>
+        </w:rPr>
+        <w:t>-</w:t>
+      </w:r>
+      <w:r>
+        <w:rPr>
+          <w:b/>
+          <w:bCs/>
+          <w:highlight w:val="green"/>
+        </w:rPr>
+        <w:t>NM-D031</w:t>
+      </w:r>
+      <w:r>
+        <w:rPr>
+          <w:highlight w:val="yellow"/>
+        </w:rPr>
+        <w:t>Troubleshoot without Schematics</w:t>
+      </w:r>
+    </w:p>
+    <w:p>
+      <w:pPr>
+        <w:rPr>
+          <w:rFonts w:ascii="Courier New" w:hAnsi="Courier New" w:cs="Courier New"/>
+        </w:rPr>
+      </w:pPr>
+      <w:r>
+        <w:rPr>
+          <w:rFonts w:ascii="Courier New" w:hAnsi="Courier New" w:cs="Courier New"/>
+        </w:rPr>
+        <w:t>Note : jumper pad for MB on/off</w:t>
+      </w:r>
+    </w:p>
+    <w:p>
+      <w:pPr>
+        <w:rPr>
+          <w:rFonts w:ascii="Courier New" w:hAnsi="Courier New" w:cs="Courier New"/>
+        </w:rPr>
+      </w:pPr>
+      <w:r>
+        <w:rPr>
+          <w:rFonts w:ascii="Courier New" w:hAnsi="Courier New" w:cs="Courier New"/>
+          <w:noProof/>
+        </w:rPr>
+        <w:drawing>
+          <wp:inline distT="0" distB="0" distL="0" distR="0" wp14:anchorId="105731AE" wp14:editId="46904EBD">
+            <wp:extent cx="3913505" cy="3921125"/>
+            <wp:effectExtent l="0" t="0" r="0" b="3175"/>
+            <wp:docPr id="4" name="Picture 4"/>
+            <wp:cNvGraphicFramePr>
+              <a:graphicFrameLocks xmlns:a="http://schemas.openxmlformats.org/drawingml/2006/main" noChangeAspect="1"/>
+            </wp:cNvGraphicFramePr>
+            <a:graphic xmlns:a="http://schemas.openxmlformats.org/drawingml/2006/main">
+              <a:graphicData uri="http://schemas.openxmlformats.org/drawingml/2006/picture">
+                <pic:pic xmlns:pic="http://schemas.openxmlformats.org/drawingml/2006/picture">
+                  <pic:nvPicPr>
+                    <pic:cNvPr id="0" name="Picture 1"/>
+                    <pic:cNvPicPr>
+                      <a:picLocks noChangeAspect="1" noChangeArrowheads="1"/>
+                    </pic:cNvPicPr>
+                  </pic:nvPicPr>
+                  <pic:blipFill>
+                    <a:blip r:embed="rId12">
+                      <a:extLst>
+                        <a:ext uri="{28A0092B-C50C-407E-A947-70E740481C1C}">
+                          <a14:useLocalDpi xmlns:a14="http://schemas.microsoft.com/office/drawing/2010/main" val="0"/>
+                        </a:ext>
+                      </a:extLst>
+                    </a:blip>
+                    <a:srcRect/>
+                    <a:stretch>
+                      <a:fillRect/>
+                    </a:stretch>
+                  </pic:blipFill>
+                  <pic:spPr bwMode="auto">
+                    <a:xfrm>
+                      <a:off x="0" y="0"/>
+                      <a:ext cx="3913505" cy="3921125"/>
+                    </a:xfrm>
+                    <a:prstGeom prst="rect">
+                      <a:avLst/>
+                    </a:prstGeom>
+                    <a:noFill/>
+                    <a:ln>
+                      <a:noFill/>
+                    </a:ln>
+                  </pic:spPr>
+                </pic:pic>
+              </a:graphicData>
+            </a:graphic>
+          </wp:inline>
+        </w:drawing>
+      </w:r>
+    </w:p>
+    <w:p>
+      <w:pPr>
+        <w:rPr>
+          <w:rFonts w:ascii="Courier New" w:hAnsi="Courier New" w:cs="Courier New"/>
+        </w:rPr>
+      </w:pPr>
+      <w:r>
+        <w:rPr>
+          <w:rFonts w:ascii="Courier New" w:hAnsi="Courier New" w:cs="Courier New"/>
+        </w:rPr>
+        <w:t>Step-1 VIN ok</w:t>
+      </w:r>
+    </w:p>
+    <w:p>
+      <w:pPr>
+        <w:rPr>
+          <w:rFonts w:ascii="Courier New" w:hAnsi="Courier New" w:cs="Courier New"/>
+        </w:rPr>
+      </w:pPr>
+      <w:r>
+        <w:rPr>
+          <w:rFonts w:ascii="Courier New" w:hAnsi="Courier New" w:cs="Courier New"/>
+        </w:rPr>
+        <w:t>Step-2 3volt – not ok</w:t>
+      </w:r>
+    </w:p>
+    <w:p>
+      <w:pPr>
+        <w:rPr>
+          <w:rFonts w:ascii="Courier New" w:hAnsi="Courier New" w:cs="Courier New"/>
+        </w:rPr>
+      </w:pPr>
+      <w:r>
+        <w:rPr>
+          <w:rFonts w:ascii="Courier New" w:hAnsi="Courier New" w:cs="Courier New"/>
+        </w:rPr>
+        <w:t>Note: Ic vcc ok but EN1 ok, EN2 – not ok</w:t>
+      </w:r>
     </w:p>
     <w:sectPr>
       <w:pgSz w:w="12240" w:h="15840"/>
@@ -1948,7 +2365,7 @@
   <w:style w:type="paragraph" w:default="1" w:styleId="Normal">
     <w:name w:val="Normal"/>
     <w:qFormat/>
-    <w:rsid w:val="003C79D2"/>
+    <w:rsid w:val="005422C1"/>
   </w:style>
   <w:style w:type="paragraph" w:styleId="Heading1">
     <w:name w:val="heading 1"/>
@@ -2486,6 +2903,74 @@
     <w:rPr>
       <w:color w:val="605E5C"/>
       <w:shd w:val="clear" w:color="auto" w:fill="E1DFDD"/>
+    </w:rPr>
+  </w:style>
+  <w:style w:type="character" w:styleId="CommentReference">
+    <w:name w:val="annotation reference"/>
+    <w:basedOn w:val="DefaultParagraphFont"/>
+    <w:uiPriority w:val="99"/>
+    <w:semiHidden/>
+    <w:unhideWhenUsed/>
+    <w:rsid w:val="005422C1"/>
+    <w:rPr>
+      <w:sz w:val="16"/>
+      <w:szCs w:val="16"/>
+    </w:rPr>
+  </w:style>
+  <w:style w:type="paragraph" w:styleId="CommentText">
+    <w:name w:val="annotation text"/>
+    <w:basedOn w:val="Normal"/>
+    <w:link w:val="CommentTextChar"/>
+    <w:uiPriority w:val="99"/>
+    <w:semiHidden/>
+    <w:unhideWhenUsed/>
+    <w:rsid w:val="005422C1"/>
+    <w:pPr>
+      <w:spacing w:line="240" w:lineRule="auto"/>
+    </w:pPr>
+    <w:rPr>
+      <w:sz w:val="20"/>
+      <w:szCs w:val="20"/>
+    </w:rPr>
+  </w:style>
+  <w:style w:type="character" w:customStyle="1" w:styleId="CommentTextChar">
+    <w:name w:val="Comment Text Char"/>
+    <w:basedOn w:val="DefaultParagraphFont"/>
+    <w:link w:val="CommentText"/>
+    <w:uiPriority w:val="99"/>
+    <w:semiHidden/>
+    <w:rsid w:val="005422C1"/>
+    <w:rPr>
+      <w:sz w:val="20"/>
+      <w:szCs w:val="20"/>
+    </w:rPr>
+  </w:style>
+  <w:style w:type="paragraph" w:styleId="CommentSubject">
+    <w:name w:val="annotation subject"/>
+    <w:basedOn w:val="CommentText"/>
+    <w:next w:val="CommentText"/>
+    <w:link w:val="CommentSubjectChar"/>
+    <w:uiPriority w:val="99"/>
+    <w:semiHidden/>
+    <w:unhideWhenUsed/>
+    <w:rsid w:val="005422C1"/>
+    <w:rPr>
+      <w:b/>
+      <w:bCs/>
+    </w:rPr>
+  </w:style>
+  <w:style w:type="character" w:customStyle="1" w:styleId="CommentSubjectChar">
+    <w:name w:val="Comment Subject Char"/>
+    <w:basedOn w:val="CommentTextChar"/>
+    <w:link w:val="CommentSubject"/>
+    <w:uiPriority w:val="99"/>
+    <w:semiHidden/>
+    <w:rsid w:val="005422C1"/>
+    <w:rPr>
+      <w:b/>
+      <w:bCs/>
+      <w:sz w:val="20"/>
+      <w:szCs w:val="20"/>
     </w:rPr>
   </w:style>
 </w:styles>

--- a/Laptops/21-Process to dignose the MB.docx
+++ b/Laptops/21-Process to dignose the MB.docx
@@ -840,7 +840,19 @@
         <w:rPr>
           <w:rFonts w:ascii="Courier New" w:hAnsi="Courier New" w:cs="Courier New"/>
         </w:rPr>
-        <w:t xml:space="preserve">Remove 5 volt coil to check </w:t>
+        <w:t>Remove 5 volt coil</w:t>
+      </w:r>
+      <w:r>
+        <w:rPr>
+          <w:rFonts w:ascii="Courier New" w:hAnsi="Courier New" w:cs="Courier New"/>
+        </w:rPr>
+        <w:t xml:space="preserve"> leg</w:t>
+      </w:r>
+      <w:r>
+        <w:rPr>
+          <w:rFonts w:ascii="Courier New" w:hAnsi="Courier New" w:cs="Courier New"/>
+        </w:rPr>
+        <w:t xml:space="preserve"> to check </w:t>
       </w:r>
       <w:r>
         <w:rPr>
@@ -978,6 +990,13 @@
     <w:p>
       <w:pPr>
         <w:rPr>
+          <w:rFonts w:ascii="Courier New" w:hAnsi="Courier New" w:cs="Courier New"/>
+        </w:rPr>
+      </w:pPr>
+    </w:p>
+    <w:p>
+      <w:pPr>
+        <w:rPr>
           <w:highlight w:val="yellow"/>
         </w:rPr>
       </w:pPr>
@@ -1011,252 +1030,239 @@
         <w:rPr>
           <w:highlight w:val="magenta"/>
         </w:rPr>
-        <w:t>Troubleshoot with</w:t>
-      </w:r>
-      <w:r>
+        <w:t>Troubleshoot without Schematics</w:t>
+      </w:r>
+    </w:p>
+    <w:p>
+      <w:pPr>
+        <w:rPr>
+          <w:rFonts w:ascii="Courier New" w:hAnsi="Courier New" w:cs="Courier New"/>
+        </w:rPr>
+      </w:pPr>
+      <w:r>
+        <w:rPr>
+          <w:rFonts w:ascii="Courier New" w:hAnsi="Courier New" w:cs="Courier New"/>
+          <w:highlight w:val="green"/>
+        </w:rPr>
+        <w:t>Step-1 – Physical Check</w:t>
+      </w:r>
+    </w:p>
+    <w:p>
+      <w:pPr>
+        <w:rPr>
+          <w:rFonts w:ascii="Courier New" w:hAnsi="Courier New" w:cs="Courier New"/>
+        </w:rPr>
+      </w:pPr>
+      <w:r>
+        <w:rPr>
+          <w:rFonts w:ascii="Courier New" w:hAnsi="Courier New" w:cs="Courier New"/>
+          <w:highlight w:val="green"/>
+        </w:rPr>
+        <w:t xml:space="preserve">Step 2- </w:t>
+      </w:r>
+      <w:r>
+        <w:rPr>
+          <w:rFonts w:ascii="Courier New" w:hAnsi="Courier New" w:cs="Courier New"/>
+          <w:highlight w:val="green"/>
+        </w:rPr>
+        <w:t>V</w:t>
+      </w:r>
+      <w:r>
+        <w:rPr>
+          <w:rFonts w:ascii="Courier New" w:hAnsi="Courier New" w:cs="Courier New"/>
+          <w:highlight w:val="green"/>
+        </w:rPr>
+        <w:t>in</w:t>
+      </w:r>
+    </w:p>
+    <w:p>
+      <w:pPr>
+        <w:rPr>
+          <w:rFonts w:ascii="Courier New" w:hAnsi="Courier New" w:cs="Courier New"/>
+        </w:rPr>
+      </w:pPr>
+      <w:r>
+        <w:rPr>
+          <w:rFonts w:ascii="Courier New" w:hAnsi="Courier New" w:cs="Courier New"/>
+          <w:highlight w:val="green"/>
+        </w:rPr>
+        <w:t>Step 3- charging IC Requirement vcc</w:t>
+      </w:r>
+      <w:r>
+        <w:rPr>
+          <w:rFonts w:ascii="Courier New" w:hAnsi="Courier New" w:cs="Courier New"/>
+          <w:highlight w:val="green"/>
+        </w:rPr>
+        <w:t xml:space="preserve"> + </w:t>
+      </w:r>
+      <w:r>
+        <w:rPr>
+          <w:rFonts w:ascii="Courier New" w:hAnsi="Courier New" w:cs="Courier New"/>
+          <w:highlight w:val="green"/>
+        </w:rPr>
+        <w:t>ACDet</w:t>
+      </w:r>
+      <w:r>
+        <w:rPr>
+          <w:rFonts w:ascii="Courier New" w:hAnsi="Courier New" w:cs="Courier New"/>
+          <w:highlight w:val="green"/>
+        </w:rPr>
+        <w:t xml:space="preserve"> + </w:t>
+      </w:r>
+      <w:r>
+        <w:rPr>
+          <w:rFonts w:ascii="Courier New" w:hAnsi="Courier New" w:cs="Courier New"/>
+          <w:highlight w:val="green"/>
+        </w:rPr>
+        <w:t>ACOk</w:t>
+      </w:r>
+      <w:r>
+        <w:rPr>
+          <w:rFonts w:ascii="Courier New" w:hAnsi="Courier New" w:cs="Courier New"/>
+          <w:highlight w:val="green"/>
+        </w:rPr>
+        <w:t>-I/o</w:t>
+      </w:r>
+    </w:p>
+    <w:p>
+      <w:pPr>
+        <w:rPr>
+          <w:rFonts w:ascii="Courier New" w:hAnsi="Courier New" w:cs="Courier New"/>
+        </w:rPr>
+      </w:pPr>
+      <w:r>
+        <w:rPr>
+          <w:rFonts w:ascii="Courier New" w:hAnsi="Courier New" w:cs="Courier New"/>
+        </w:rPr>
+        <w:t xml:space="preserve">Step 4- PCH Voltage </w:t>
+      </w:r>
+    </w:p>
+    <w:p>
+      <w:pPr>
+        <w:rPr>
+          <w:rFonts w:ascii="Courier New" w:hAnsi="Courier New" w:cs="Courier New"/>
+        </w:rPr>
+      </w:pPr>
+      <w:r>
+        <w:rPr>
+          <w:rFonts w:ascii="Courier New" w:hAnsi="Courier New" w:cs="Courier New"/>
+          <w:highlight w:val="red"/>
+        </w:rPr>
+        <w:t>Step 5 RTC</w:t>
+      </w:r>
+      <w:r>
+        <w:rPr>
+          <w:rFonts w:ascii="Courier New" w:hAnsi="Courier New" w:cs="Courier New"/>
+        </w:rPr>
+        <w:t xml:space="preserve"> – not ok</w:t>
+      </w:r>
+    </w:p>
+    <w:p>
+      <w:pPr>
+        <w:rPr>
+          <w:rFonts w:ascii="Courier New" w:hAnsi="Courier New" w:cs="Courier New"/>
+        </w:rPr>
+      </w:pPr>
+      <w:r>
+        <w:rPr>
+          <w:rFonts w:ascii="Courier New" w:hAnsi="Courier New" w:cs="Courier New"/>
+        </w:rPr>
+        <w:t>Step 6 LID Switch(3.3v Leg)</w:t>
+      </w:r>
+    </w:p>
+    <w:p>
+      <w:pPr>
+        <w:rPr>
+          <w:rFonts w:ascii="Courier New" w:hAnsi="Courier New" w:cs="Courier New"/>
+        </w:rPr>
+      </w:pPr>
+      <w:r>
+        <w:rPr>
+          <w:rFonts w:ascii="Courier New" w:hAnsi="Courier New" w:cs="Courier New"/>
+        </w:rPr>
+        <w:t>Step 7- Always voltage</w:t>
+      </w:r>
+    </w:p>
+    <w:p>
+      <w:pPr>
+        <w:rPr>
+          <w:highlight w:val="green"/>
+        </w:rPr>
+      </w:pPr>
+    </w:p>
+    <w:p>
+      <w:pPr>
+        <w:rPr>
+          <w:highlight w:val="green"/>
+        </w:rPr>
+      </w:pPr>
+    </w:p>
+    <w:p>
+      <w:pPr>
+        <w:rPr>
+          <w:highlight w:val="green"/>
+        </w:rPr>
+      </w:pPr>
+    </w:p>
+    <w:p>
+      <w:pPr>
+        <w:rPr>
+          <w:highlight w:val="green"/>
+        </w:rPr>
+      </w:pPr>
+    </w:p>
+    <w:p>
+      <w:pPr>
+        <w:rPr>
+          <w:highlight w:val="green"/>
+        </w:rPr>
+      </w:pPr>
+    </w:p>
+    <w:p>
+      <w:pPr>
+        <w:rPr>
+          <w:highlight w:val="green"/>
+        </w:rPr>
+      </w:pPr>
+    </w:p>
+    <w:p>
+      <w:pPr>
+        <w:rPr>
+          <w:highlight w:val="green"/>
+        </w:rPr>
+      </w:pPr>
+    </w:p>
+    <w:p>
+      <w:pPr>
+        <w:rPr>
+          <w:highlight w:val="green"/>
+        </w:rPr>
+      </w:pPr>
+    </w:p>
+    <w:p>
+      <w:pPr>
+        <w:rPr>
+          <w:highlight w:val="green"/>
+        </w:rPr>
+      </w:pPr>
+    </w:p>
+    <w:p>
+      <w:pPr>
+        <w:rPr>
+          <w:highlight w:val="green"/>
+        </w:rPr>
+      </w:pPr>
+    </w:p>
+    <w:p>
+      <w:pPr>
         <w:rPr>
           <w:highlight w:val="magenta"/>
         </w:rPr>
-        <w:t>out</w:t>
-      </w:r>
-      <w:r>
-        <w:rPr>
-          <w:highlight w:val="magenta"/>
-        </w:rPr>
-        <w:t xml:space="preserve"> Schematics</w:t>
-      </w:r>
-    </w:p>
-    <w:p>
-      <w:pPr>
-        <w:rPr>
-          <w:rFonts w:ascii="Courier New" w:hAnsi="Courier New" w:cs="Courier New"/>
-        </w:rPr>
-      </w:pPr>
-      <w:r>
-        <w:rPr>
-          <w:rFonts w:ascii="Courier New" w:hAnsi="Courier New" w:cs="Courier New"/>
-          <w:highlight w:val="green"/>
-        </w:rPr>
-        <w:t>Step-1 – Physical Check</w:t>
-      </w:r>
-    </w:p>
-    <w:p>
-      <w:pPr>
-        <w:rPr>
-          <w:rFonts w:ascii="Courier New" w:hAnsi="Courier New" w:cs="Courier New"/>
-        </w:rPr>
-      </w:pPr>
-      <w:r>
-        <w:rPr>
-          <w:rFonts w:ascii="Courier New" w:hAnsi="Courier New" w:cs="Courier New"/>
-          <w:highlight w:val="green"/>
-        </w:rPr>
-        <w:t xml:space="preserve">Step 2- </w:t>
-      </w:r>
-      <w:r>
-        <w:rPr>
-          <w:rFonts w:ascii="Courier New" w:hAnsi="Courier New" w:cs="Courier New"/>
-          <w:highlight w:val="green"/>
-        </w:rPr>
-        <w:t>V</w:t>
-      </w:r>
-      <w:r>
-        <w:rPr>
-          <w:rFonts w:ascii="Courier New" w:hAnsi="Courier New" w:cs="Courier New"/>
-          <w:highlight w:val="green"/>
-        </w:rPr>
-        <w:t>in</w:t>
-      </w:r>
-    </w:p>
-    <w:p>
-      <w:pPr>
-        <w:rPr>
-          <w:rFonts w:ascii="Courier New" w:hAnsi="Courier New" w:cs="Courier New"/>
-        </w:rPr>
-      </w:pPr>
-      <w:r>
-        <w:rPr>
-          <w:rFonts w:ascii="Courier New" w:hAnsi="Courier New" w:cs="Courier New"/>
-          <w:highlight w:val="green"/>
-        </w:rPr>
-        <w:t>Step 3- charging IC Requirement vcc</w:t>
-      </w:r>
-      <w:r>
-        <w:rPr>
-          <w:rFonts w:ascii="Courier New" w:hAnsi="Courier New" w:cs="Courier New"/>
-          <w:highlight w:val="green"/>
-        </w:rPr>
-        <w:t xml:space="preserve"> + </w:t>
-      </w:r>
-      <w:r>
-        <w:rPr>
-          <w:rFonts w:ascii="Courier New" w:hAnsi="Courier New" w:cs="Courier New"/>
-          <w:highlight w:val="green"/>
-        </w:rPr>
-        <w:t>ACDet</w:t>
-      </w:r>
-      <w:r>
-        <w:rPr>
-          <w:rFonts w:ascii="Courier New" w:hAnsi="Courier New" w:cs="Courier New"/>
-          <w:highlight w:val="green"/>
-        </w:rPr>
-        <w:t xml:space="preserve"> + </w:t>
-      </w:r>
-      <w:r>
-        <w:rPr>
-          <w:rFonts w:ascii="Courier New" w:hAnsi="Courier New" w:cs="Courier New"/>
-          <w:highlight w:val="green"/>
-        </w:rPr>
-        <w:t>ACOk</w:t>
-      </w:r>
-      <w:r>
-        <w:rPr>
-          <w:rFonts w:ascii="Courier New" w:hAnsi="Courier New" w:cs="Courier New"/>
-          <w:highlight w:val="green"/>
-        </w:rPr>
-        <w:t>-I/o</w:t>
-      </w:r>
-    </w:p>
-    <w:p>
-      <w:pPr>
-        <w:rPr>
-          <w:rFonts w:ascii="Courier New" w:hAnsi="Courier New" w:cs="Courier New"/>
-        </w:rPr>
-      </w:pPr>
-      <w:r>
-        <w:rPr>
-          <w:rFonts w:ascii="Courier New" w:hAnsi="Courier New" w:cs="Courier New"/>
-        </w:rPr>
-        <w:t xml:space="preserve">Step 4- PCH Voltage </w:t>
-      </w:r>
-    </w:p>
-    <w:p>
-      <w:pPr>
-        <w:rPr>
-          <w:rFonts w:ascii="Courier New" w:hAnsi="Courier New" w:cs="Courier New"/>
-        </w:rPr>
-      </w:pPr>
-      <w:r>
-        <w:rPr>
-          <w:rFonts w:ascii="Courier New" w:hAnsi="Courier New" w:cs="Courier New"/>
-          <w:highlight w:val="red"/>
-        </w:rPr>
-        <w:t>Step 5 RTC</w:t>
-      </w:r>
-      <w:r>
-        <w:rPr>
-          <w:rFonts w:ascii="Courier New" w:hAnsi="Courier New" w:cs="Courier New"/>
-        </w:rPr>
-        <w:t xml:space="preserve"> – not ok</w:t>
-      </w:r>
-    </w:p>
-    <w:p>
-      <w:pPr>
-        <w:rPr>
-          <w:rFonts w:ascii="Courier New" w:hAnsi="Courier New" w:cs="Courier New"/>
-        </w:rPr>
-      </w:pPr>
-      <w:r>
-        <w:rPr>
-          <w:rFonts w:ascii="Courier New" w:hAnsi="Courier New" w:cs="Courier New"/>
-        </w:rPr>
-        <w:t>Step 6 LID Switch(3.3v Leg)</w:t>
-      </w:r>
-    </w:p>
-    <w:p>
-      <w:pPr>
-        <w:rPr>
-          <w:rFonts w:ascii="Courier New" w:hAnsi="Courier New" w:cs="Courier New"/>
-        </w:rPr>
-      </w:pPr>
-      <w:r>
-        <w:rPr>
-          <w:rFonts w:ascii="Courier New" w:hAnsi="Courier New" w:cs="Courier New"/>
-        </w:rPr>
-        <w:t>Step 7- Always voltage</w:t>
-      </w:r>
-    </w:p>
-    <w:p>
-      <w:pPr>
-        <w:rPr>
-          <w:highlight w:val="green"/>
-        </w:rPr>
-      </w:pPr>
-    </w:p>
-    <w:p>
-      <w:pPr>
-        <w:rPr>
-          <w:highlight w:val="green"/>
-        </w:rPr>
-      </w:pPr>
-    </w:p>
-    <w:p>
-      <w:pPr>
-        <w:rPr>
-          <w:highlight w:val="green"/>
-        </w:rPr>
-      </w:pPr>
-    </w:p>
-    <w:p>
-      <w:pPr>
-        <w:rPr>
-          <w:highlight w:val="green"/>
-        </w:rPr>
-      </w:pPr>
-    </w:p>
-    <w:p>
-      <w:pPr>
-        <w:rPr>
-          <w:highlight w:val="green"/>
-        </w:rPr>
-      </w:pPr>
-    </w:p>
-    <w:p>
-      <w:pPr>
-        <w:rPr>
-          <w:highlight w:val="green"/>
-        </w:rPr>
-      </w:pPr>
-    </w:p>
-    <w:p>
-      <w:pPr>
-        <w:rPr>
-          <w:highlight w:val="green"/>
-        </w:rPr>
-      </w:pPr>
-    </w:p>
-    <w:p>
-      <w:pPr>
-        <w:rPr>
-          <w:highlight w:val="green"/>
-        </w:rPr>
-      </w:pPr>
-    </w:p>
-    <w:p>
-      <w:pPr>
-        <w:rPr>
-          <w:highlight w:val="green"/>
-        </w:rPr>
-      </w:pPr>
-    </w:p>
-    <w:p>
-      <w:pPr>
-        <w:rPr>
-          <w:highlight w:val="green"/>
-        </w:rPr>
-      </w:pPr>
-    </w:p>
-    <w:p>
-      <w:pPr>
-        <w:rPr>
-          <w:highlight w:val="magenta"/>
-        </w:rPr>
-      </w:pPr>
-      <w:r>
-        <w:rPr>
-          <w:highlight w:val="green"/>
-        </w:rPr>
-        <w:lastRenderedPageBreak/>
+      </w:pPr>
+      <w:r>
+        <w:rPr>
+          <w:highlight w:val="green"/>
+        </w:rPr>
         <w:t>8</w:t>
       </w:r>
       <w:r>
@@ -1283,7 +1289,7 @@
         <w:rPr>
           <w:highlight w:val="yellow"/>
         </w:rPr>
-        <w:t>Troubleshoot without Schematics</w:t>
+        <w:t>Troubleshoot with Schematics</w:t>
       </w:r>
     </w:p>
     <w:p>
@@ -1396,7 +1402,183 @@
         <w:rPr>
           <w:rFonts w:ascii="Courier New" w:hAnsi="Courier New" w:cs="Courier New"/>
         </w:rPr>
-        <w:t>Note: Ic vcc ok but EN1 ok, EN2 – not ok</w:t>
+        <w:t xml:space="preserve">Note: </w:t>
+      </w:r>
+      <w:r>
+        <w:rPr>
+          <w:rFonts w:ascii="Courier New" w:hAnsi="Courier New" w:cs="Courier New"/>
+        </w:rPr>
+        <w:t xml:space="preserve">3volt </w:t>
+      </w:r>
+      <w:r>
+        <w:rPr>
+          <w:rFonts w:ascii="Courier New" w:hAnsi="Courier New" w:cs="Courier New"/>
+        </w:rPr>
+        <w:t xml:space="preserve">Ic vcc ok </w:t>
+      </w:r>
+      <w:r>
+        <w:rPr>
+          <w:rFonts w:ascii="Courier New" w:hAnsi="Courier New" w:cs="Courier New"/>
+        </w:rPr>
+        <w:t>and</w:t>
+      </w:r>
+      <w:r>
+        <w:rPr>
+          <w:rFonts w:ascii="Courier New" w:hAnsi="Courier New" w:cs="Courier New"/>
+        </w:rPr>
+        <w:t xml:space="preserve"> EN1 ok,</w:t>
+      </w:r>
+      <w:r>
+        <w:rPr>
+          <w:rFonts w:ascii="Courier New" w:hAnsi="Courier New" w:cs="Courier New"/>
+        </w:rPr>
+        <w:t xml:space="preserve"> but</w:t>
+      </w:r>
+      <w:r>
+        <w:rPr>
+          <w:rFonts w:ascii="Courier New" w:hAnsi="Courier New" w:cs="Courier New"/>
+        </w:rPr>
+        <w:t xml:space="preserve"> EN2 – not ok</w:t>
+      </w:r>
+    </w:p>
+    <w:p>
+      <w:pPr>
+        <w:rPr>
+          <w:rFonts w:ascii="Courier New" w:hAnsi="Courier New" w:cs="Courier New"/>
+        </w:rPr>
+      </w:pPr>
+    </w:p>
+    <w:p>
+      <w:pPr>
+        <w:rPr>
+          <w:highlight w:val="magenta"/>
+        </w:rPr>
+      </w:pPr>
+      <w:r>
+        <w:rPr>
+          <w:highlight w:val="green"/>
+        </w:rPr>
+        <w:t>8</w:t>
+      </w:r>
+      <w:r>
+        <w:rPr>
+          <w:highlight w:val="green"/>
+        </w:rPr>
+        <w:t>- NO Power</w:t>
+      </w:r>
+      <w:r>
+        <w:rPr>
+          <w:highlight w:val="green"/>
+        </w:rPr>
+        <w:t>-</w:t>
+      </w:r>
+      <w:r>
+        <w:rPr>
+          <w:b/>
+          <w:bCs/>
+          <w:highlight w:val="green"/>
+        </w:rPr>
+        <w:t>13281-1</w:t>
+      </w:r>
+      <w:r>
+        <w:rPr>
+          <w:highlight w:val="yellow"/>
+        </w:rPr>
+        <w:t>Troubleshoot with Schematics</w:t>
+      </w:r>
+    </w:p>
+    <w:p>
+      <w:pPr>
+        <w:rPr>
+          <w:rFonts w:ascii="Courier New" w:hAnsi="Courier New" w:cs="Courier New"/>
+        </w:rPr>
+      </w:pPr>
+      <w:r>
+        <w:rPr>
+          <w:rFonts w:ascii="Courier New" w:hAnsi="Courier New" w:cs="Courier New"/>
+        </w:rPr>
+        <w:t>Intel-Power Up Sequence</w:t>
+      </w:r>
+      <w:r>
+        <w:rPr>
+          <w:rFonts w:ascii="Courier New" w:hAnsi="Courier New" w:cs="Courier New"/>
+        </w:rPr>
+        <w:t xml:space="preserve"> -advanced</w:t>
+      </w:r>
+    </w:p>
+    <w:p>
+      <w:pPr>
+        <w:rPr>
+          <w:rFonts w:ascii="Courier New" w:hAnsi="Courier New" w:cs="Courier New"/>
+        </w:rPr>
+      </w:pPr>
+      <w:r>
+        <w:rPr>
+          <w:rFonts w:ascii="Courier New" w:hAnsi="Courier New" w:cs="Courier New"/>
+        </w:rPr>
+        <w:t>AC Mode</w:t>
+      </w:r>
+    </w:p>
+    <w:p>
+      <w:pPr>
+        <w:rPr>
+          <w:rFonts w:ascii="Courier New" w:hAnsi="Courier New" w:cs="Courier New"/>
+        </w:rPr>
+      </w:pPr>
+      <w:r>
+        <w:rPr>
+          <w:rFonts w:ascii="Courier New" w:hAnsi="Courier New" w:cs="Courier New"/>
+          <w:noProof/>
+        </w:rPr>
+        <w:lastRenderedPageBreak/>
+        <w:drawing>
+          <wp:inline distT="0" distB="0" distL="0" distR="0" wp14:anchorId="77C3F5DD" wp14:editId="01F7741E">
+            <wp:extent cx="6488430" cy="3569970"/>
+            <wp:effectExtent l="0" t="0" r="7620" b="0"/>
+            <wp:docPr id="5" name="Picture 5"/>
+            <wp:cNvGraphicFramePr>
+              <a:graphicFrameLocks xmlns:a="http://schemas.openxmlformats.org/drawingml/2006/main" noChangeAspect="1"/>
+            </wp:cNvGraphicFramePr>
+            <a:graphic xmlns:a="http://schemas.openxmlformats.org/drawingml/2006/main">
+              <a:graphicData uri="http://schemas.openxmlformats.org/drawingml/2006/picture">
+                <pic:pic xmlns:pic="http://schemas.openxmlformats.org/drawingml/2006/picture">
+                  <pic:nvPicPr>
+                    <pic:cNvPr id="0" name="Picture 1"/>
+                    <pic:cNvPicPr>
+                      <a:picLocks noChangeAspect="1" noChangeArrowheads="1"/>
+                    </pic:cNvPicPr>
+                  </pic:nvPicPr>
+                  <pic:blipFill>
+                    <a:blip r:embed="rId13">
+                      <a:extLst>
+                        <a:ext uri="{28A0092B-C50C-407E-A947-70E740481C1C}">
+                          <a14:useLocalDpi xmlns:a14="http://schemas.microsoft.com/office/drawing/2010/main" val="0"/>
+                        </a:ext>
+                      </a:extLst>
+                    </a:blip>
+                    <a:srcRect/>
+                    <a:stretch>
+                      <a:fillRect/>
+                    </a:stretch>
+                  </pic:blipFill>
+                  <pic:spPr bwMode="auto">
+                    <a:xfrm>
+                      <a:off x="0" y="0"/>
+                      <a:ext cx="6488430" cy="3569970"/>
+                    </a:xfrm>
+                    <a:prstGeom prst="rect">
+                      <a:avLst/>
+                    </a:prstGeom>
+                    <a:noFill/>
+                    <a:ln>
+                      <a:noFill/>
+                    </a:ln>
+                  </pic:spPr>
+                </pic:pic>
+              </a:graphicData>
+            </a:graphic>
+          </wp:inline>
+        </w:drawing>
       </w:r>
     </w:p>
     <w:sectPr>
@@ -2365,7 +2547,7 @@
   <w:style w:type="paragraph" w:default="1" w:styleId="Normal">
     <w:name w:val="Normal"/>
     <w:qFormat/>
-    <w:rsid w:val="005422C1"/>
+    <w:rsid w:val="00152716"/>
   </w:style>
   <w:style w:type="paragraph" w:styleId="Heading1">
     <w:name w:val="heading 1"/>

--- a/Laptops/21-Process to dignose the MB.docx
+++ b/Laptops/21-Process to dignose the MB.docx
@@ -287,7 +287,19 @@
         <w:rPr>
           <w:highlight w:val="green"/>
         </w:rPr>
-        <w:t xml:space="preserve"> Lead Switch)</w:t>
+        <w:t xml:space="preserve"> </w:t>
+      </w:r>
+      <w:r>
+        <w:rPr>
+          <w:highlight w:val="green"/>
+        </w:rPr>
+        <w:t>Li</w:t>
+      </w:r>
+      <w:r>
+        <w:rPr>
+          <w:highlight w:val="green"/>
+        </w:rPr>
+        <w:t>d Switch)</w:t>
       </w:r>
       <w:r>
         <w:t xml:space="preserve"> -  </w:t>
@@ -997,7 +1009,7 @@
     <w:p>
       <w:pPr>
         <w:rPr>
-          <w:highlight w:val="yellow"/>
+          <w:highlight w:val="magenta"/>
         </w:rPr>
       </w:pPr>
       <w:r>
@@ -1031,6 +1043,16 @@
           <w:highlight w:val="magenta"/>
         </w:rPr>
         <w:t>Troubleshoot without Schematics</w:t>
+      </w:r>
+    </w:p>
+    <w:p>
+      <w:pPr>
+        <w:rPr>
+          <w:highlight w:val="yellow"/>
+        </w:rPr>
+      </w:pPr>
+      <w:r>
+        <w:t>https://www.youtube.com/watch?v=JEpYIYYheOI&amp;list=PLovJQ6y8UZASRVEwmN_p_NPdO7x0_rs8a&amp;index=13</w:t>
       </w:r>
     </w:p>
     <w:p>
@@ -1426,17 +1448,26 @@
         <w:rPr>
           <w:rFonts w:ascii="Courier New" w:hAnsi="Courier New" w:cs="Courier New"/>
         </w:rPr>
-        <w:t xml:space="preserve"> EN1 ok,</w:t>
-      </w:r>
-      <w:r>
-        <w:rPr>
-          <w:rFonts w:ascii="Courier New" w:hAnsi="Courier New" w:cs="Courier New"/>
+        <w:t xml:space="preserve"> </w:t>
+      </w:r>
+      <w:r>
+        <w:rPr>
+          <w:rFonts w:ascii="Courier New" w:hAnsi="Courier New" w:cs="Courier New"/>
+          <w:highlight w:val="yellow"/>
+        </w:rPr>
+        <w:t>EN1 ok,</w:t>
+      </w:r>
+      <w:r>
+        <w:rPr>
+          <w:rFonts w:ascii="Courier New" w:hAnsi="Courier New" w:cs="Courier New"/>
+          <w:highlight w:val="yellow"/>
         </w:rPr>
         <w:t xml:space="preserve"> but</w:t>
       </w:r>
       <w:r>
         <w:rPr>
           <w:rFonts w:ascii="Courier New" w:hAnsi="Courier New" w:cs="Courier New"/>
+          <w:highlight w:val="yellow"/>
         </w:rPr>
         <w:t xml:space="preserve"> EN2 – not ok</w:t>
       </w:r>
@@ -1447,6 +1478,51 @@
           <w:rFonts w:ascii="Courier New" w:hAnsi="Courier New" w:cs="Courier New"/>
         </w:rPr>
       </w:pPr>
+      <w:r>
+        <w:rPr>
+          <w:rFonts w:ascii="Courier New" w:hAnsi="Courier New" w:cs="Courier New"/>
+        </w:rPr>
+        <w:t xml:space="preserve">Note </w:t>
+      </w:r>
+    </w:p>
+    <w:p>
+      <w:pPr>
+        <w:rPr>
+          <w:rFonts w:ascii="Courier New" w:hAnsi="Courier New" w:cs="Courier New"/>
+        </w:rPr>
+      </w:pPr>
+      <w:r>
+        <w:rPr>
+          <w:rFonts w:ascii="Courier New" w:hAnsi="Courier New" w:cs="Courier New"/>
+        </w:rPr>
+        <w:t>EN1 for generating 3 volt</w:t>
+      </w:r>
+    </w:p>
+    <w:p>
+      <w:pPr>
+        <w:rPr>
+          <w:rFonts w:ascii="Courier New" w:hAnsi="Courier New" w:cs="Courier New"/>
+        </w:rPr>
+      </w:pPr>
+      <w:r>
+        <w:rPr>
+          <w:rFonts w:ascii="Courier New" w:hAnsi="Courier New" w:cs="Courier New"/>
+        </w:rPr>
+        <w:t>EN2 Generate LDO (for on/off switch and SIO)</w:t>
+      </w:r>
+    </w:p>
+    <w:p>
+      <w:pPr>
+        <w:rPr>
+          <w:rFonts w:ascii="Courier New" w:hAnsi="Courier New" w:cs="Courier New"/>
+        </w:rPr>
+      </w:pPr>
+      <w:r>
+        <w:rPr>
+          <w:rFonts w:ascii="Courier New" w:hAnsi="Courier New" w:cs="Courier New"/>
+        </w:rPr>
+        <w:t>Note issue with voltage devider to EN2</w:t>
+      </w:r>
     </w:p>
     <w:p>
       <w:pPr>
@@ -2751,6 +2827,7 @@
   <w:style w:type="character" w:default="1" w:styleId="DefaultParagraphFont">
     <w:name w:val="Default Paragraph Font"/>
     <w:uiPriority w:val="1"/>
+    <w:semiHidden/>
     <w:unhideWhenUsed/>
   </w:style>
   <w:style w:type="table" w:default="1" w:styleId="TableNormal">

--- a/Laptops/21-Process to dignose the MB.docx
+++ b/Laptops/21-Process to dignose the MB.docx
@@ -1264,27 +1264,14 @@
     <w:p>
       <w:pPr>
         <w:rPr>
-          <w:highlight w:val="green"/>
-        </w:rPr>
-      </w:pPr>
-    </w:p>
-    <w:p>
-      <w:pPr>
-        <w:rPr>
-          <w:highlight w:val="green"/>
-        </w:rPr>
-      </w:pPr>
-    </w:p>
-    <w:p>
-      <w:pPr>
-        <w:rPr>
-          <w:highlight w:val="magenta"/>
-        </w:rPr>
-      </w:pPr>
-      <w:r>
-        <w:rPr>
-          <w:highlight w:val="green"/>
-        </w:rPr>
+          <w:highlight w:val="yellow"/>
+        </w:rPr>
+      </w:pPr>
+      <w:r>
+        <w:rPr>
+          <w:highlight w:val="green"/>
+        </w:rPr>
+        <w:lastRenderedPageBreak/>
         <w:t>8</w:t>
       </w:r>
       <w:r>
@@ -1312,6 +1299,16 @@
           <w:highlight w:val="yellow"/>
         </w:rPr>
         <w:t>Troubleshoot with Schematics</w:t>
+      </w:r>
+    </w:p>
+    <w:p>
+      <w:pPr>
+        <w:rPr>
+          <w:highlight w:val="magenta"/>
+        </w:rPr>
+      </w:pPr>
+      <w:r>
+        <w:t>https://www.youtube.com/watch?v=1J6pK98LQlI&amp;list=PLovJQ6y8UZASRVEwmN_p_NPdO7x0_rs8a&amp;index=12</w:t>
       </w:r>
     </w:p>
     <w:p>
@@ -1527,7 +1524,7 @@
     <w:p>
       <w:pPr>
         <w:rPr>
-          <w:highlight w:val="magenta"/>
+          <w:highlight w:val="yellow"/>
         </w:rPr>
       </w:pPr>
       <w:r>
@@ -1561,6 +1558,16 @@
           <w:highlight w:val="yellow"/>
         </w:rPr>
         <w:t>Troubleshoot with Schematics</w:t>
+      </w:r>
+    </w:p>
+    <w:p>
+      <w:pPr>
+        <w:rPr>
+          <w:highlight w:val="magenta"/>
+        </w:rPr>
+      </w:pPr>
+      <w:r>
+        <w:t>https://www.youtube.com/watch?v=VNLkZFLhIh4&amp;list=PLovJQ6y8UZASRVEwmN_p_NPdO7x0_rs8a&amp;index=11</w:t>
       </w:r>
     </w:p>
     <w:p>
@@ -1655,6 +1662,156 @@
             </a:graphic>
           </wp:inline>
         </w:drawing>
+      </w:r>
+    </w:p>
+    <w:p>
+      <w:pPr>
+        <w:rPr>
+          <w:rFonts w:ascii="Courier New" w:hAnsi="Courier New" w:cs="Courier New"/>
+        </w:rPr>
+      </w:pPr>
+      <w:r>
+        <w:rPr>
+          <w:rFonts w:ascii="Courier New" w:hAnsi="Courier New" w:cs="Courier New"/>
+        </w:rPr>
+        <w:t xml:space="preserve">Step-1 </w:t>
+      </w:r>
+      <w:r>
+        <w:rPr>
+          <w:rFonts w:ascii="Courier New" w:hAnsi="Courier New" w:cs="Courier New"/>
+        </w:rPr>
+        <w:t>RTC_AUX_S5</w:t>
+      </w:r>
+      <w:r>
+        <w:rPr>
+          <w:rFonts w:ascii="Courier New" w:hAnsi="Courier New" w:cs="Courier New"/>
+        </w:rPr>
+        <w:t>- ok</w:t>
+      </w:r>
+    </w:p>
+    <w:p>
+      <w:pPr>
+        <w:rPr>
+          <w:rFonts w:ascii="Courier New" w:hAnsi="Courier New" w:cs="Courier New"/>
+        </w:rPr>
+      </w:pPr>
+      <w:r>
+        <w:rPr>
+          <w:rFonts w:ascii="Courier New" w:hAnsi="Courier New" w:cs="Courier New"/>
+        </w:rPr>
+        <w:t xml:space="preserve">Step-2 </w:t>
+      </w:r>
+      <w:r>
+        <w:rPr>
+          <w:rFonts w:ascii="Courier New" w:hAnsi="Courier New" w:cs="Courier New"/>
+        </w:rPr>
+        <w:t>RTC_RST#</w:t>
+      </w:r>
+      <w:r>
+        <w:rPr>
+          <w:rFonts w:ascii="Courier New" w:hAnsi="Courier New" w:cs="Courier New"/>
+        </w:rPr>
+        <w:t xml:space="preserve"> -ok</w:t>
+      </w:r>
+    </w:p>
+    <w:p>
+      <w:pPr>
+        <w:rPr>
+          <w:rFonts w:ascii="Courier New" w:hAnsi="Courier New" w:cs="Courier New"/>
+        </w:rPr>
+      </w:pPr>
+      <w:r>
+        <w:rPr>
+          <w:rFonts w:ascii="Courier New" w:hAnsi="Courier New" w:cs="Courier New"/>
+        </w:rPr>
+        <w:t xml:space="preserve">Step-3 </w:t>
+      </w:r>
+      <w:r>
+        <w:rPr>
+          <w:rFonts w:ascii="Courier New" w:hAnsi="Courier New" w:cs="Courier New"/>
+        </w:rPr>
+        <w:t>S5_ENABLE</w:t>
+      </w:r>
+      <w:r>
+        <w:rPr>
+          <w:rFonts w:ascii="Courier New" w:hAnsi="Courier New" w:cs="Courier New"/>
+        </w:rPr>
+        <w:t xml:space="preserve"> (from SIO) -ok</w:t>
+      </w:r>
+    </w:p>
+    <w:p>
+      <w:pPr>
+        <w:rPr>
+          <w:rFonts w:ascii="Courier New" w:hAnsi="Courier New" w:cs="Courier New"/>
+        </w:rPr>
+      </w:pPr>
+      <w:r>
+        <w:rPr>
+          <w:rFonts w:ascii="Courier New" w:hAnsi="Courier New" w:cs="Courier New"/>
+        </w:rPr>
+        <w:t>Step-4 3V_5V_EN – ok</w:t>
+      </w:r>
+    </w:p>
+    <w:p>
+      <w:pPr>
+        <w:rPr>
+          <w:rFonts w:ascii="Courier New" w:hAnsi="Courier New" w:cs="Courier New"/>
+        </w:rPr>
+      </w:pPr>
+      <w:r>
+        <w:rPr>
+          <w:rFonts w:ascii="Courier New" w:hAnsi="Courier New" w:cs="Courier New"/>
+        </w:rPr>
+        <w:t>Step-5 3V_5V_POK</w:t>
+      </w:r>
+      <w:r>
+        <w:rPr>
+          <w:rFonts w:ascii="Courier New" w:hAnsi="Courier New" w:cs="Courier New"/>
+        </w:rPr>
+        <w:t xml:space="preserve"> - OK</w:t>
+      </w:r>
+      <w:r>
+        <w:rPr>
+          <w:rFonts w:ascii="Courier New" w:hAnsi="Courier New" w:cs="Courier New"/>
+        </w:rPr>
+        <w:t xml:space="preserve"> (Power good from 3/5</w:t>
+      </w:r>
+      <w:r>
+        <w:rPr>
+          <w:rFonts w:ascii="Courier New" w:hAnsi="Courier New" w:cs="Courier New"/>
+        </w:rPr>
+        <w:t>IC</w:t>
+      </w:r>
+      <w:r>
+        <w:rPr>
+          <w:rFonts w:ascii="Courier New" w:hAnsi="Courier New" w:cs="Courier New"/>
+        </w:rPr>
+        <w:t>)</w:t>
+      </w:r>
+    </w:p>
+    <w:p>
+      <w:pPr>
+        <w:rPr>
+          <w:rFonts w:ascii="Courier New" w:hAnsi="Courier New" w:cs="Courier New"/>
+        </w:rPr>
+      </w:pPr>
+      <w:r>
+        <w:rPr>
+          <w:rFonts w:ascii="Courier New" w:hAnsi="Courier New" w:cs="Courier New"/>
+        </w:rPr>
+        <w:t>Step-6 RSMRST</w:t>
+      </w:r>
+      <w:r>
+        <w:rPr>
+          <w:rFonts w:ascii="Courier New" w:hAnsi="Courier New" w:cs="Courier New"/>
+        </w:rPr>
+        <w:t>#</w:t>
+      </w:r>
+      <w:r>
+        <w:rPr>
+          <w:rFonts w:ascii="Courier New" w:hAnsi="Courier New" w:cs="Courier New"/>
+        </w:rPr>
+        <w:t xml:space="preserve"> not ok (one of dual mosfet is faulty)</w:t>
       </w:r>
     </w:p>
     <w:sectPr>
@@ -2827,7 +2984,6 @@
   <w:style w:type="character" w:default="1" w:styleId="DefaultParagraphFont">
     <w:name w:val="Default Paragraph Font"/>
     <w:uiPriority w:val="1"/>
-    <w:semiHidden/>
     <w:unhideWhenUsed/>
   </w:style>
   <w:style w:type="table" w:default="1" w:styleId="TableNormal">

--- a/Laptops/21-Process to dignose the MB.docx
+++ b/Laptops/21-Process to dignose the MB.docx
@@ -14,7 +14,35 @@
         <w:rPr>
           <w:highlight w:val="green"/>
         </w:rPr>
-        <w:t xml:space="preserve">No Power (issue </w:t>
+        <w:t>No Power</w:t>
+      </w:r>
+      <w:r>
+        <w:rPr>
+          <w:highlight w:val="green"/>
+        </w:rPr>
+        <w:t xml:space="preserve"> </w:t>
+      </w:r>
+      <w:r>
+        <w:rPr>
+          <w:b/>
+          <w:bCs/>
+          <w:highlight w:val="green"/>
+        </w:rPr>
+        <w:t>LA-C701P No Power</w:t>
+      </w:r>
+      <w:r>
+        <w:rPr>
+          <w:b/>
+          <w:bCs/>
+          <w:highlight w:val="green"/>
+        </w:rPr>
+        <w:t xml:space="preserve"> </w:t>
+      </w:r>
+      <w:r>
+        <w:rPr>
+          <w:highlight w:val="green"/>
+        </w:rPr>
+        <w:t xml:space="preserve"> (issue </w:t>
       </w:r>
       <w:r>
         <w:rPr>

--- a/Laptops/21-Process to dignose the MB.docx
+++ b/Laptops/21-Process to dignose the MB.docx
@@ -196,7 +196,20 @@
         </w:drawing>
       </w:r>
     </w:p>
-    <w:p/>
+    <w:p>
+      <w:r>
+        <w:t xml:space="preserve">  </w:t>
+      </w:r>
+      <w:r>
+        <w:tab/>
+      </w:r>
+      <w:r>
+        <w:rPr>
+          <w:highlight w:val="yellow"/>
+        </w:rPr>
+        <w:t>RTCVCC to PCH_RTCRST# Line capacitor leakage</w:t>
+      </w:r>
+    </w:p>
     <w:p>
       <w:pPr>
         <w:pStyle w:val="ListParagraph"/>
@@ -295,15 +308,17 @@
       </w:pPr>
       <w:r>
         <w:rPr>
-          <w:highlight w:val="green"/>
-        </w:rPr>
-        <w:t xml:space="preserve">No </w:t>
-      </w:r>
-      <w:r>
-        <w:rPr>
-          <w:highlight w:val="green"/>
-        </w:rPr>
-        <w:t xml:space="preserve">Power  (issue </w:t>
+          <w:b/>
+          <w:bCs/>
+          <w:highlight w:val="green"/>
+        </w:rPr>
+        <w:t>6050A2723701-MB-A02 No Power</w:t>
+      </w:r>
+      <w:r>
+        <w:rPr>
+          <w:highlight w:val="green"/>
+        </w:rPr>
+        <w:t xml:space="preserve">  (issue </w:t>
       </w:r>
       <w:r>
         <w:rPr>
@@ -419,13 +434,82 @@
           <w:rFonts w:ascii="Courier New" w:hAnsi="Courier New" w:cs="Courier New"/>
           <w:highlight w:val="yellow"/>
         </w:rPr>
-        <w:t>Lead Switch</w:t>
-      </w:r>
-      <w:r>
-        <w:rPr>
-          <w:rFonts w:ascii="Courier New" w:hAnsi="Courier New" w:cs="Courier New"/>
-        </w:rPr>
-        <w:t xml:space="preserve"> (3.3 in – 3.3out if lead open)</w:t>
+        <w:t>L</w:t>
+      </w:r>
+      <w:r>
+        <w:rPr>
+          <w:rFonts w:ascii="Courier New" w:hAnsi="Courier New" w:cs="Courier New"/>
+          <w:highlight w:val="yellow"/>
+        </w:rPr>
+        <w:t>i</w:t>
+      </w:r>
+      <w:r>
+        <w:rPr>
+          <w:rFonts w:ascii="Courier New" w:hAnsi="Courier New" w:cs="Courier New"/>
+          <w:highlight w:val="yellow"/>
+        </w:rPr>
+        <w:t>d Switch</w:t>
+      </w:r>
+      <w:r>
+        <w:rPr>
+          <w:rFonts w:ascii="Courier New" w:hAnsi="Courier New" w:cs="Courier New"/>
+        </w:rPr>
+        <w:t xml:space="preserve"> (</w:t>
+      </w:r>
+      <w:r>
+        <w:rPr>
+          <w:rFonts w:ascii="Courier New" w:hAnsi="Courier New" w:cs="Courier New"/>
+          <w:highlight w:val="green"/>
+        </w:rPr>
+        <w:t>3.3</w:t>
+      </w:r>
+      <w:r>
+        <w:rPr>
+          <w:rFonts w:ascii="Courier New" w:hAnsi="Courier New" w:cs="Courier New"/>
+          <w:highlight w:val="green"/>
+        </w:rPr>
+        <w:t>V</w:t>
+      </w:r>
+      <w:r>
+        <w:rPr>
+          <w:rFonts w:ascii="Courier New" w:hAnsi="Courier New" w:cs="Courier New"/>
+          <w:highlight w:val="green"/>
+        </w:rPr>
+        <w:t xml:space="preserve"> in – 3.3</w:t>
+      </w:r>
+      <w:r>
+        <w:rPr>
+          <w:rFonts w:ascii="Courier New" w:hAnsi="Courier New" w:cs="Courier New"/>
+          <w:highlight w:val="green"/>
+        </w:rPr>
+        <w:t xml:space="preserve">V </w:t>
+      </w:r>
+      <w:r>
+        <w:rPr>
+          <w:rFonts w:ascii="Courier New" w:hAnsi="Courier New" w:cs="Courier New"/>
+          <w:highlight w:val="green"/>
+        </w:rPr>
+        <w:t>out if l</w:t>
+      </w:r>
+      <w:r>
+        <w:rPr>
+          <w:rFonts w:ascii="Courier New" w:hAnsi="Courier New" w:cs="Courier New"/>
+          <w:highlight w:val="green"/>
+        </w:rPr>
+        <w:t>i</w:t>
+      </w:r>
+      <w:r>
+        <w:rPr>
+          <w:rFonts w:ascii="Courier New" w:hAnsi="Courier New" w:cs="Courier New"/>
+          <w:highlight w:val="green"/>
+        </w:rPr>
+        <w:t>d open</w:t>
+      </w:r>
+      <w:r>
+        <w:rPr>
+          <w:rFonts w:ascii="Courier New" w:hAnsi="Courier New" w:cs="Courier New"/>
+        </w:rPr>
+        <w:t>)</w:t>
       </w:r>
     </w:p>
     <w:p>
@@ -459,11 +543,16 @@
         <w:pStyle w:val="ListParagraph"/>
         <w:rPr>
           <w:rFonts w:ascii="Courier New" w:hAnsi="Courier New" w:cs="Courier New"/>
-        </w:rPr>
-      </w:pPr>
-      <w:r>
-        <w:rPr>
-          <w:rFonts w:ascii="Courier New" w:hAnsi="Courier New" w:cs="Courier New"/>
+          <w:b/>
+          <w:bCs/>
+        </w:rPr>
+      </w:pPr>
+      <w:r>
+        <w:rPr>
+          <w:rFonts w:ascii="Courier New" w:hAnsi="Courier New" w:cs="Courier New"/>
+          <w:b/>
+          <w:bCs/>
+          <w:highlight w:val="yellow"/>
         </w:rPr>
         <w:t>Lead Switch-not ok</w:t>
       </w:r>
@@ -535,7 +624,7 @@
         </w:rPr>
       </w:pPr>
       <w:r>
-        <w:t>https://www.youtube.com/watch?v=xa_Jr1sest0&amp;list=PLovJQ6y8UZASRVEwmN_p_NPdO7x0_rs8a&amp;index=16&amp;t=66s</w:t>
+        <w:t xml:space="preserve"> </w:t>
       </w:r>
     </w:p>
     <w:p>

--- a/Laptops/21-Process to dignose the MB.docx
+++ b/Laptops/21-Process to dignose the MB.docx
@@ -591,9 +591,9 @@
     </w:p>
     <w:p>
       <w:pPr>
-        <w:ind w:firstLine="360"/>
-        <w:rPr>
-          <w:highlight w:val="yellow"/>
+        <w:ind w:left="360"/>
+        <w:rPr>
+          <w:highlight w:val="green"/>
         </w:rPr>
       </w:pPr>
       <w:r>
@@ -611,18 +611,30 @@
       </w:r>
       <w:r>
         <w:rPr>
+          <w:b/>
+          <w:bCs/>
+          <w:highlight w:val="green"/>
+        </w:rPr>
+        <w:t>NM-C561 REV.1</w:t>
+      </w:r>
+      <w:r>
+        <w:rPr>
+          <w:highlight w:val="green"/>
+        </w:rPr>
+        <w:t xml:space="preserve"> </w:t>
+      </w:r>
+      <w:r>
+        <w:rPr>
           <w:highlight w:val="yellow"/>
         </w:rPr>
         <w:t>Troubleshoot with Schematics</w:t>
       </w:r>
-    </w:p>
-    <w:p>
-      <w:pPr>
-        <w:ind w:left="720"/>
-        <w:rPr>
-          <w:highlight w:val="green"/>
-        </w:rPr>
-      </w:pPr>
+      <w:r>
+        <w:t xml:space="preserve">   </w:t>
+      </w:r>
+      <w:r>
+        <w:t>https://www.youtube.com/watch?v=xa_Jr1sest0&amp;list=PLovJQ6y8UZASRVEwmN_p_NPdO7x0_rs8a&amp;index=16&amp;t=79s</w:t>
+      </w:r>
       <w:r>
         <w:t xml:space="preserve"> </w:t>
       </w:r>
@@ -759,9 +771,9 @@
           <w:noProof/>
         </w:rPr>
         <w:drawing>
-          <wp:inline distT="0" distB="0" distL="0" distR="0" wp14:anchorId="4EFE62D7" wp14:editId="1697A80F">
-            <wp:extent cx="3116351" cy="3072613"/>
-            <wp:effectExtent l="0" t="0" r="8255" b="0"/>
+          <wp:inline distT="0" distB="0" distL="0" distR="0" wp14:anchorId="4EFE62D7" wp14:editId="1B288E96">
+            <wp:extent cx="5238750" cy="3705421"/>
+            <wp:effectExtent l="0" t="0" r="0" b="9525"/>
             <wp:docPr id="1" name="Picture 1"/>
             <wp:cNvGraphicFramePr>
               <a:graphicFrameLocks xmlns:a="http://schemas.openxmlformats.org/drawingml/2006/main" noChangeAspect="1"/>
@@ -791,7 +803,7 @@
                   <pic:spPr bwMode="auto">
                     <a:xfrm>
                       <a:off x="0" y="0"/>
-                      <a:ext cx="3122683" cy="3078856"/>
+                      <a:ext cx="5253166" cy="3715618"/>
                     </a:xfrm>
                     <a:prstGeom prst="rect">
                       <a:avLst/>

--- a/Laptops/21-Process to dignose the MB.docx
+++ b/Laptops/21-Process to dignose the MB.docx
@@ -936,6 +936,7 @@
         <w:ind w:firstLine="360"/>
         <w:rPr>
           <w:rFonts w:ascii="Courier New" w:hAnsi="Courier New" w:cs="Courier New"/>
+          <w:color w:val="FF0000"/>
         </w:rPr>
       </w:pPr>
       <w:r>
@@ -954,19 +955,68 @@
         <w:rPr>
           <w:rFonts w:ascii="Courier New" w:hAnsi="Courier New" w:cs="Courier New"/>
         </w:rPr>
-        <w:t xml:space="preserve"> – Check 5V ALW – </w:t>
-      </w:r>
-      <w:r>
-        <w:rPr>
-          <w:rFonts w:ascii="Courier New" w:hAnsi="Courier New" w:cs="Courier New"/>
+        <w:t xml:space="preserve"> – </w:t>
+      </w:r>
+      <w:r>
+        <w:rPr>
+          <w:rFonts w:ascii="Courier New" w:hAnsi="Courier New" w:cs="Courier New"/>
+          <w:color w:val="FF0000"/>
+          <w:highlight w:val="yellow"/>
+        </w:rPr>
+        <w:t xml:space="preserve">Check 5V ALW – </w:t>
+      </w:r>
+      <w:r>
+        <w:rPr>
+          <w:rFonts w:ascii="Courier New" w:hAnsi="Courier New" w:cs="Courier New"/>
+          <w:color w:val="FF0000"/>
+          <w:highlight w:val="yellow"/>
+        </w:rPr>
+        <w:t>shorting (</w:t>
+      </w:r>
+      <w:r>
+        <w:rPr>
+          <w:rFonts w:ascii="Courier New" w:hAnsi="Courier New" w:cs="Courier New"/>
+          <w:color w:val="FF0000"/>
+          <w:highlight w:val="yellow"/>
         </w:rPr>
         <w:t xml:space="preserve">not </w:t>
       </w:r>
       <w:r>
         <w:rPr>
           <w:rFonts w:ascii="Courier New" w:hAnsi="Courier New" w:cs="Courier New"/>
+          <w:color w:val="FF0000"/>
+          <w:highlight w:val="yellow"/>
         </w:rPr>
         <w:t>ok</w:t>
+      </w:r>
+      <w:r>
+        <w:rPr>
+          <w:rFonts w:ascii="Courier New" w:hAnsi="Courier New" w:cs="Courier New"/>
+          <w:color w:val="FF0000"/>
+          <w:highlight w:val="yellow"/>
+        </w:rPr>
+        <w:t>)</w:t>
+      </w:r>
+    </w:p>
+    <w:p>
+      <w:pPr>
+        <w:spacing w:after="0"/>
+        <w:ind w:firstLine="360"/>
+        <w:rPr>
+          <w:rFonts w:ascii="Courier New" w:hAnsi="Courier New" w:cs="Courier New"/>
+          <w:b/>
+          <w:bCs/>
+        </w:rPr>
+      </w:pPr>
+      <w:r>
+        <w:rPr>
+          <w:rFonts w:ascii="Courier New" w:hAnsi="Courier New" w:cs="Courier New"/>
+          <w:b/>
+          <w:bCs/>
+          <w:color w:val="FF0000"/>
+          <w:highlight w:val="green"/>
+        </w:rPr>
+        <w:t>How to find shorting by injecting voltage and ampier</w:t>
       </w:r>
     </w:p>
     <w:p>
@@ -3113,6 +3163,7 @@
   <w:style w:type="character" w:default="1" w:styleId="DefaultParagraphFont">
     <w:name w:val="Default Paragraph Font"/>
     <w:uiPriority w:val="1"/>
+    <w:semiHidden/>
     <w:unhideWhenUsed/>
   </w:style>
   <w:style w:type="table" w:default="1" w:styleId="TableNormal">

--- a/Laptops/21-Process to dignose the MB.docx
+++ b/Laptops/21-Process to dignose the MB.docx
@@ -721,13 +721,39 @@
           <w:rFonts w:ascii="Courier New" w:hAnsi="Courier New" w:cs="Courier New"/>
           <w:highlight w:val="red"/>
         </w:rPr>
-        <w:t>check 1.8VAlW</w:t>
-      </w:r>
-      <w:r>
-        <w:rPr>
-          <w:rFonts w:ascii="Courier New" w:hAnsi="Courier New" w:cs="Courier New"/>
-        </w:rPr>
-        <w:t xml:space="preserve"> – not_ok-IC not ok (vcc not present)</w:t>
+        <w:t>check 1.8V</w:t>
+      </w:r>
+      <w:r>
+        <w:rPr>
+          <w:rFonts w:ascii="Courier New" w:hAnsi="Courier New" w:cs="Courier New"/>
+          <w:highlight w:val="red"/>
+        </w:rPr>
+        <w:t>a</w:t>
+      </w:r>
+      <w:r>
+        <w:rPr>
+          <w:rFonts w:ascii="Courier New" w:hAnsi="Courier New" w:cs="Courier New"/>
+          <w:highlight w:val="red"/>
+        </w:rPr>
+        <w:t>lW</w:t>
+      </w:r>
+      <w:r>
+        <w:rPr>
+          <w:rFonts w:ascii="Courier New" w:hAnsi="Courier New" w:cs="Courier New"/>
+        </w:rPr>
+        <w:t>(LDO)</w:t>
+      </w:r>
+      <w:r>
+        <w:rPr>
+          <w:rFonts w:ascii="Courier New" w:hAnsi="Courier New" w:cs="Courier New"/>
+        </w:rPr>
+        <w:t xml:space="preserve"> – not</w:t>
+      </w:r>
+      <w:r>
+        <w:rPr>
+          <w:rFonts w:ascii="Courier New" w:hAnsi="Courier New" w:cs="Courier New"/>
+        </w:rPr>
+        <w:t xml:space="preserve"> generated because IC VCC not present.</w:t>
       </w:r>
     </w:p>
     <w:p>
